--- a/Educatie/PARADISE_opleidingsplanning.docx
+++ b/Educatie/PARADISE_opleidingsplanning.docx
@@ -3602,7 +3602,7 @@
                 <w:color w:val="1B2630"/>
                 <w:sz w:val="17"/>
               </w:rPr>
-              <w:t>maart</w:t>
+              <w:t>15–26 mrt</w:t>
             </w:r>
           </w:p>
         </w:tc>
@@ -3622,7 +3622,7 @@
                 <w:color w:val="1B2630"/>
                 <w:sz w:val="17"/>
               </w:rPr>
-              <w:t>SEBIA 5, 1,5 u per podoloog in het eigen centrum, door Dobbels, vóór de paasvakantie en bij voorkeur vóór de eerste maand 3-visite. Optie B: vanaf 12 april. Beste moment: Kortrijk wo, Brugge ma VM, Antwerpen di of wo VM, Aalst di; Gent en Leuven nog op te vragen</w:t>
+              <w:t>SEBIA 5, 1,5 u per podoloog in het eigen centrum, door Dobbels, na SEBIA 3 en 4, vóór de paasvakantie en bij voorkeur vóór de eerste maand 3-visite. Optie B: vanaf 12 april. Beste moment: Kortrijk wo, Brugge ma VM, Antwerpen di of wo VM, Aalst di; Gent en Leuven nog op te vragen</w:t>
             </w:r>
           </w:p>
         </w:tc>
@@ -3647,7 +3647,7 @@
                 <w:color w:val="1B2630"/>
                 <w:sz w:val="17"/>
               </w:rPr>
-              <w:t>maand 6–9 na de start</w:t>
+              <w:t>sep–dec 2027</w:t>
             </w:r>
           </w:p>
         </w:tc>
@@ -3667,7 +3667,7 @@
                 <w:color w:val="1B2630"/>
                 <w:sz w:val="17"/>
               </w:rPr>
-              <w:t>SEBIA 6, intervisie met feedback, 1 u per podoloog, online, door Dobbels</w:t>
+              <w:t>SEBIA 6, intervisie met feedback, 1 u per podoloog, online, door Dobbels, op maand 6–9 na de start van de inclusie (bij een start begin maart)</w:t>
             </w:r>
           </w:p>
         </w:tc>
@@ -7439,7 +7439,7 @@
                 <w:color w:val="1B2630"/>
                 <w:sz w:val="17"/>
               </w:rPr>
-              <w:t>in maart, vóór de paasvakantie</w:t>
+              <w:t>15 tot 26 maart, na SEBIA 3 en 4</w:t>
             </w:r>
           </w:p>
         </w:tc>

--- a/Educatie/PARADISE_opleidingsplanning.docx
+++ b/Educatie/PARADISE_opleidingsplanning.docx
@@ -3647,7 +3647,7 @@
                 <w:color w:val="1B2630"/>
                 <w:sz w:val="17"/>
               </w:rPr>
-              <w:t>sep–dec 2027</w:t>
+              <w:t>sep–nov 2027</w:t>
             </w:r>
           </w:p>
         </w:tc>
@@ -3667,7 +3667,7 @@
                 <w:color w:val="1B2630"/>
                 <w:sz w:val="17"/>
               </w:rPr>
-              <w:t>SEBIA 6, intervisie met feedback, 1 u per podoloog, online, door Dobbels, op maand 6–9 na de start van de inclusie (bij een start begin maart)</w:t>
+              <w:t>SEBIA 6, intervisie met feedback, 1 u per podoloog, online, door Dobbels, op maand 6–9 na de start van de inclusie (start eind februari, meteen na de Go/No-Go)</w:t>
             </w:r>
           </w:p>
         </w:tc>

--- a/Educatie/PARADISE_opleidingsplanning.docx
+++ b/Educatie/PARADISE_opleidingsplanning.docx
@@ -41,7 +41,7 @@
           <w:color w:val="5A6A78"/>
           <w:sz w:val="18"/>
         </w:rPr>
-        <w:t>Stand van zaken op 30 september 2026  ·  werkdocument</w:t>
+        <w:t>Stand van zaken op 8 oktober 2026  ·  werkdocument</w:t>
       </w:r>
     </w:p>
     <w:p>
@@ -55,7 +55,7 @@
           <w:color w:val="1B2630"/>
           <w:sz w:val="19"/>
         </w:rPr>
-        <w:t>Vaste punten: eerste patiënt in februari 2027, piloot en Go/No-Go in februari 2027, herfstvakantie 2 tot 8 november, feestdag op woensdag 11 november, kerstvakantie 21 december tot 3 januari, krokusvakantie 8 tot 14 februari en paasvakantie 29 maart tot 11 april 2027. SEBIA volgt de agenda van de lesgever, Fabienne Dobbels (SEBIA-deck van 23 september, dia 12).</w:t>
+        <w:t>Vaste punten: eerste patiënt in februari 2027, piloot en Go/No-Go in februari 2027, herfstvakantie 2 tot 8 november, feestdag op woensdag 11 november, kerstvakantie 21 december tot 3 januari, krokusvakantie 8 tot 14 februari en paasvakantie 29 maart tot 11 april 2027. SEBIA volgt de agenda van de lesgever, Fabienne Dobbels (SEBIA-deck van 23 september, dia 12, en haar data van 6 en 8 oktober).</w:t>
       </w:r>
     </w:p>
     <w:p>
@@ -1195,7 +1195,52 @@
                 <w:color w:val="1B2630"/>
                 <w:sz w:val="17"/>
               </w:rPr>
-              <w:t>Toetsingsblad naar de zes centra, met per sessie wie er verwacht wordt</w:t>
+              <w:t>Opleidingsdocument per centrum naar de zes centra: hun sessies, met wie er verwacht wordt, en een fiche om te bevestigen (vervangt het toetsingsblad)</w:t>
+            </w:r>
+          </w:p>
+        </w:tc>
+      </w:tr>
+      <w:tr>
+        <w:trPr>
+          <w:cantSplit/>
+        </w:trPr>
+        <w:tc>
+          <w:tcPr>
+            <w:tcW w:type="dxa" w:w="1800"/>
+          </w:tcPr>
+          <w:p>
+            <w:pPr>
+              <w:spacing w:before="40" w:after="40"/>
+            </w:pPr>
+            <w:r/>
+            <w:r>
+              <w:rPr>
+                <w:rFonts w:ascii="Segoe UI" w:hAnsi="Segoe UI"/>
+                <w:b/>
+                <w:color w:val="1B2630"/>
+                <w:sz w:val="17"/>
+              </w:rPr>
+              <w:t>ma 12 okt</w:t>
+            </w:r>
+          </w:p>
+        </w:tc>
+        <w:tc>
+          <w:tcPr>
+            <w:tcW w:type="dxa" w:w="8060"/>
+          </w:tcPr>
+          <w:p>
+            <w:pPr>
+              <w:spacing w:before="40" w:after="40"/>
+            </w:pPr>
+            <w:r/>
+            <w:r>
+              <w:rPr>
+                <w:rFonts w:ascii="Segoe UI" w:hAnsi="Segoe UI"/>
+                <w:b w:val="0"/>
+                <w:color w:val="1B2630"/>
+                <w:sz w:val="17"/>
+              </w:rPr>
+              <w:t>Eerste officiële meeting met de voetklinieken, met de opleiding en de data per centrum</w:t>
             </w:r>
           </w:p>
         </w:tc>
@@ -1240,7 +1285,7 @@
                 <w:color w:val="1B2630"/>
                 <w:sz w:val="17"/>
               </w:rPr>
-              <w:t>Antwoord van de zes centra; daarna ligt de kalender vast</w:t>
+              <w:t>Antwoord van de zes centra met de fiche; daarna de SEBIA-dagen bevestigen bij Dobbels en ligt de kalender vast</w:t>
             </w:r>
           </w:p>
         </w:tc>
@@ -3043,7 +3088,7 @@
           <w:color w:val="5A6A78"/>
           <w:sz w:val="17"/>
         </w:rPr>
-        <w:t>Inhaalslots: do 21 jan NM (Aalst), vr 22 jan (Leuven VM; Gent NM), ma 25 jan NM (Kortrijk), do 28 jan VM (Antwerpen, Gent). Voor Brugge is de droogloopdatum die niet gekozen wordt het inhaalslot: ma 18 jan VM, of wo 13 jan NM bij optie B.</w:t>
+        <w:t>Inhaalslots: do 21 jan NM (Aalst), vr 22 jan (Leuven VM; Gent NM), ma 25 jan NM (Kortrijk), do 28 jan VM (Antwerpen, Gent). Voor Brugge is de droogloopdatum die niet gekozen wordt het inhaalslot: ma 18 jan VM, of wo 13 jan NM bij optie B. Do 28 jan VM kan maar voor één centrum: Antwerpen heeft geen ander inhaalslot, dus Gent neemt dan vr 22 jan NM.</w:t>
       </w:r>
     </w:p>
     <w:p>
@@ -3374,7 +3419,7 @@
           <w:color w:val="00407A"/>
           <w:sz w:val="19"/>
         </w:rPr>
-        <w:t>Maart 2027 en later · SEBIA 3 tot 6</w:t>
+        <w:t>Maart en april 2027, en later · SEBIA 3 tot 6</w:t>
       </w:r>
     </w:p>
     <w:tbl>
@@ -3467,7 +3512,7 @@
                 <w:color w:val="1B2630"/>
                 <w:sz w:val="17"/>
               </w:rPr>
-              <w:t>di 9 mrt</w:t>
+              <w:t>ma 1 mrt</w:t>
             </w:r>
           </w:p>
         </w:tc>
@@ -3487,7 +3532,7 @@
                 <w:color w:val="1B2630"/>
                 <w:sz w:val="17"/>
               </w:rPr>
-              <w:t>SEBIA 3 en 4, groep Oost met de tweede podoloog van Brugge, 13u–17u, centraal, voorstel Leuven. Optie B: di 23 mrt</w:t>
+              <w:t>SEBIA 3 en 4, Kortrijk en de eerste podoloog van Brugge, namiddag, plaats volgt</w:t>
             </w:r>
           </w:p>
         </w:tc>
@@ -3512,7 +3557,7 @@
                 <w:color w:val="1B2630"/>
                 <w:sz w:val="17"/>
               </w:rPr>
-              <w:t>wo 10 mrt</w:t>
+              <w:t>di 2 mrt</w:t>
             </w:r>
           </w:p>
         </w:tc>
@@ -3532,7 +3577,7 @@
                 <w:color w:val="1B2630"/>
                 <w:sz w:val="17"/>
               </w:rPr>
-              <w:t>SEBIA 3 en 4, Kortrijk en de eerste podoloog van Brugge, 13u–17u. Optie B: wo 24 mrt</w:t>
+              <w:t>SEBIA 3 en 4, groep Oost met de tweede podoloog van Brugge, namiddag, centraal, voorstel Leuven</w:t>
             </w:r>
           </w:p>
         </w:tc>
@@ -3557,7 +3602,7 @@
                 <w:color w:val="1B2630"/>
                 <w:sz w:val="17"/>
               </w:rPr>
-              <w:t>vr 12 mrt</w:t>
+              <w:t>vr 5 mrt</w:t>
             </w:r>
           </w:p>
         </w:tc>
@@ -3577,7 +3622,7 @@
                 <w:color w:val="1B2630"/>
                 <w:sz w:val="17"/>
               </w:rPr>
-              <w:t>SEBIA 3 en 4, Gent, 13u–17u, in UZ Gent. Optie B: vr 26 mrt</w:t>
+              <w:t>SEBIA 3 en 4, Gent, namiddag, in UZ Gent</w:t>
             </w:r>
           </w:p>
         </w:tc>
@@ -3602,7 +3647,7 @@
                 <w:color w:val="1B2630"/>
                 <w:sz w:val="17"/>
               </w:rPr>
-              <w:t>15–26 mrt</w:t>
+              <w:t>ma 8 mrt</w:t>
             </w:r>
           </w:p>
         </w:tc>
@@ -3622,7 +3667,232 @@
                 <w:color w:val="1B2630"/>
                 <w:sz w:val="17"/>
               </w:rPr>
-              <w:t>SEBIA 5, 1,5 u per podoloog in het eigen centrum, door Dobbels, na SEBIA 3 en 4, vóór de paasvakantie en bij voorkeur vóór de eerste maand 3-visite. Optie B: vanaf 12 april. Beste moment: Kortrijk wo, Brugge ma VM, Antwerpen di of wo VM, Aalst di; Gent en Leuven nog op te vragen</w:t>
+              <w:t>Inhaalmoment SEBIA 3 en 4, het enige (Dobbels wil er één)</w:t>
+            </w:r>
+          </w:p>
+        </w:tc>
+      </w:tr>
+      <w:tr>
+        <w:trPr>
+          <w:cantSplit/>
+        </w:trPr>
+        <w:tc>
+          <w:tcPr>
+            <w:tcW w:type="dxa" w:w="2300"/>
+          </w:tcPr>
+          <w:p>
+            <w:pPr>
+              <w:spacing w:before="40" w:after="40"/>
+            </w:pPr>
+            <w:r/>
+            <w:r>
+              <w:rPr>
+                <w:rFonts w:ascii="Segoe UI" w:hAnsi="Segoe UI"/>
+                <w:b/>
+                <w:color w:val="1B2630"/>
+                <w:sz w:val="17"/>
+              </w:rPr>
+              <w:t>di 20 apr</w:t>
+            </w:r>
+          </w:p>
+        </w:tc>
+        <w:tc>
+          <w:tcPr>
+            <w:tcW w:type="dxa" w:w="7560"/>
+          </w:tcPr>
+          <w:p>
+            <w:pPr>
+              <w:spacing w:before="40" w:after="40"/>
+            </w:pPr>
+            <w:r/>
+            <w:r>
+              <w:rPr>
+                <w:rFonts w:ascii="Segoe UI" w:hAnsi="Segoe UI"/>
+                <w:b w:val="0"/>
+                <w:color w:val="1B2630"/>
+                <w:sz w:val="17"/>
+              </w:rPr>
+              <w:t>SEBIA 5 in het eigen centrum: AZ Groeninge Kortrijk voormiddag, AZORG Aalst namiddag</w:t>
+            </w:r>
+          </w:p>
+        </w:tc>
+      </w:tr>
+      <w:tr>
+        <w:trPr>
+          <w:cantSplit/>
+        </w:trPr>
+        <w:tc>
+          <w:tcPr>
+            <w:tcW w:type="dxa" w:w="2300"/>
+          </w:tcPr>
+          <w:p>
+            <w:pPr>
+              <w:spacing w:before="40" w:after="40"/>
+            </w:pPr>
+            <w:r/>
+            <w:r>
+              <w:rPr>
+                <w:rFonts w:ascii="Segoe UI" w:hAnsi="Segoe UI"/>
+                <w:b/>
+                <w:color w:val="1B2630"/>
+                <w:sz w:val="17"/>
+              </w:rPr>
+              <w:t>vr 23 apr</w:t>
+            </w:r>
+          </w:p>
+        </w:tc>
+        <w:tc>
+          <w:tcPr>
+            <w:tcW w:type="dxa" w:w="7560"/>
+          </w:tcPr>
+          <w:p>
+            <w:pPr>
+              <w:spacing w:before="40" w:after="40"/>
+            </w:pPr>
+            <w:r/>
+            <w:r>
+              <w:rPr>
+                <w:rFonts w:ascii="Segoe UI" w:hAnsi="Segoe UI"/>
+                <w:b w:val="0"/>
+                <w:color w:val="1B2630"/>
+                <w:sz w:val="17"/>
+              </w:rPr>
+              <w:t>SEBIA 5, UZ Gent, namiddag</w:t>
+            </w:r>
+          </w:p>
+        </w:tc>
+      </w:tr>
+      <w:tr>
+        <w:trPr>
+          <w:cantSplit/>
+        </w:trPr>
+        <w:tc>
+          <w:tcPr>
+            <w:tcW w:type="dxa" w:w="2300"/>
+          </w:tcPr>
+          <w:p>
+            <w:pPr>
+              <w:spacing w:before="40" w:after="40"/>
+            </w:pPr>
+            <w:r/>
+            <w:r>
+              <w:rPr>
+                <w:rFonts w:ascii="Segoe UI" w:hAnsi="Segoe UI"/>
+                <w:b/>
+                <w:color w:val="1B2630"/>
+                <w:sz w:val="17"/>
+              </w:rPr>
+              <w:t>ma 26 apr</w:t>
+            </w:r>
+          </w:p>
+        </w:tc>
+        <w:tc>
+          <w:tcPr>
+            <w:tcW w:type="dxa" w:w="7560"/>
+          </w:tcPr>
+          <w:p>
+            <w:pPr>
+              <w:spacing w:before="40" w:after="40"/>
+            </w:pPr>
+            <w:r/>
+            <w:r>
+              <w:rPr>
+                <w:rFonts w:ascii="Segoe UI" w:hAnsi="Segoe UI"/>
+                <w:b w:val="0"/>
+                <w:color w:val="1B2630"/>
+                <w:sz w:val="17"/>
+              </w:rPr>
+              <w:t>SEBIA 5, AZ Sint-Jan Brugge, voormiddag</w:t>
+            </w:r>
+          </w:p>
+        </w:tc>
+      </w:tr>
+      <w:tr>
+        <w:trPr>
+          <w:cantSplit/>
+        </w:trPr>
+        <w:tc>
+          <w:tcPr>
+            <w:tcW w:type="dxa" w:w="2300"/>
+          </w:tcPr>
+          <w:p>
+            <w:pPr>
+              <w:spacing w:before="40" w:after="40"/>
+            </w:pPr>
+            <w:r/>
+            <w:r>
+              <w:rPr>
+                <w:rFonts w:ascii="Segoe UI" w:hAnsi="Segoe UI"/>
+                <w:b/>
+                <w:color w:val="1B2630"/>
+                <w:sz w:val="17"/>
+              </w:rPr>
+              <w:t>di 27 apr</w:t>
+            </w:r>
+          </w:p>
+        </w:tc>
+        <w:tc>
+          <w:tcPr>
+            <w:tcW w:type="dxa" w:w="7560"/>
+          </w:tcPr>
+          <w:p>
+            <w:pPr>
+              <w:spacing w:before="40" w:after="40"/>
+            </w:pPr>
+            <w:r/>
+            <w:r>
+              <w:rPr>
+                <w:rFonts w:ascii="Segoe UI" w:hAnsi="Segoe UI"/>
+                <w:b w:val="0"/>
+                <w:color w:val="1B2630"/>
+                <w:sz w:val="17"/>
+              </w:rPr>
+              <w:t>SEBIA 5, UZ Antwerpen, voormiddag</w:t>
+            </w:r>
+          </w:p>
+        </w:tc>
+      </w:tr>
+      <w:tr>
+        <w:trPr>
+          <w:cantSplit/>
+        </w:trPr>
+        <w:tc>
+          <w:tcPr>
+            <w:tcW w:type="dxa" w:w="2300"/>
+          </w:tcPr>
+          <w:p>
+            <w:pPr>
+              <w:spacing w:before="40" w:after="40"/>
+            </w:pPr>
+            <w:r/>
+            <w:r>
+              <w:rPr>
+                <w:rFonts w:ascii="Segoe UI" w:hAnsi="Segoe UI"/>
+                <w:b/>
+                <w:color w:val="1B2630"/>
+                <w:sz w:val="17"/>
+              </w:rPr>
+              <w:t>vr 30 apr</w:t>
+            </w:r>
+          </w:p>
+        </w:tc>
+        <w:tc>
+          <w:tcPr>
+            <w:tcW w:type="dxa" w:w="7560"/>
+          </w:tcPr>
+          <w:p>
+            <w:pPr>
+              <w:spacing w:before="40" w:after="40"/>
+            </w:pPr>
+            <w:r/>
+            <w:r>
+              <w:rPr>
+                <w:rFonts w:ascii="Segoe UI" w:hAnsi="Segoe UI"/>
+                <w:b w:val="0"/>
+                <w:color w:val="1B2630"/>
+                <w:sz w:val="17"/>
+              </w:rPr>
+              <w:t>SEBIA 5, UZ Leuven, voormiddag</w:t>
             </w:r>
           </w:p>
         </w:tc>
@@ -3690,7 +3960,7 @@
           <w:color w:val="5A6A78"/>
           <w:sz w:val="17"/>
         </w:rPr>
-        <w:t>SEBIA 3 tot 6 zijn voorstellen: Dobbels gaf na januari nog geen data. Eerst haar agenda, dan de centra.</w:t>
+        <w:t>SEBIA 3 en 4: de data die Dobbels op 6 oktober aanbood; op woensdag en donderdag geeft ze les en van 10 tot 12 maart is ze op congres. SEBIA 5: 1,5 u per podoloog, door Dobbels, die tussen 20 en 30 april veel opties heeft (8 oktober). De dag per centrum is een voorstel op dagen dat de podologen er zijn, en valt vóór de eerste maand 3-visites, eind mei. Te bevestigen door de centra, met de fiche, en door Dobbels.</w:t>
       </w:r>
     </w:p>
     <w:p>
@@ -3908,7 +4178,7 @@
                 <w:color w:val="1B2630"/>
                 <w:sz w:val="17"/>
               </w:rPr>
-              <w:t>07, 08, 09 drukmeting zonder CMFO, 10 voorschrift; 12, 13, 14, 15 en 21 op papier in de wachtruimte, vóór de educatie met het boekje 16, in beide armen, en de folder 48; in OC als SEBIA stap 1, met het logboek 18; 19 en 20 MoveMonitor mee</w:t>
+              <w:t>07, 08, 09 drukmeting zonder CMFO, 10 voorschrift; 12, 13, 14, 15 en 21 op papier in de wachtruimte, vóór de educatie met het boekje 16, in beide armen, en de folder 48; in OC als SEBIA stap 1, met het logboek 18; 19 en 20 MoveMonitor mee, één week, alleen bij de start</w:t>
             </w:r>
           </w:p>
         </w:tc>
@@ -3993,7 +4263,7 @@
                 <w:color w:val="1B2630"/>
                 <w:sz w:val="17"/>
               </w:rPr>
-              <w:t>23 pasvorm binnen én buiten met foto's; 24 drukmeting zonder en mét de CMFO — in OC toetsen aan de norm en aanpassen tot ze gehaald is, in UC alleen meten; 25 Orthotimer in de zool; 26 in de wachtruimte; 27 MoveMonitor terug; in OC SEBIA stap 2 met 28 activiteitenprofiel en 29 teach-back; 30 sensorfolder</w:t>
+              <w:t>23 pasvorm binnen én buiten met foto's; 24 drukmeting zonder en mét de CMFO in dezelfde sessie — in OC toetsen aan de norm (&lt; 200 kPa of ≥ 25% lager) en zo nodig aanpassen en opnieuw meten, tot drie keer; in UC alleen meten, geblindeerd; 25 Orthotimer in de zool; 26 in de wachtruimte; 27 MoveMonitor terug; in OC SEBIA stap 2 met 28 activiteitenprofiel en 29 teach-back; 30 sensorfolder</w:t>
             </w:r>
           </w:p>
         </w:tc>
@@ -4163,7 +4433,7 @@
                 <w:color w:val="1B2630"/>
                 <w:sz w:val="17"/>
               </w:rPr>
-              <w:t>idem, plus 24 opnieuw meten, in OC toetsen en zo nodig aanpassen; op maand 6 ook 20 MoveMonitor mee, terug met 27 op maand 6 + 1 week; 12 alleen op maand 18</w:t>
+              <w:t>idem, plus 24 opnieuw zonder en mét de CMFO, in OC toetsen en zo nodig aanpassen, tot drie keer; 12 alleen op maand 18</w:t>
             </w:r>
           </w:p>
         </w:tc>
@@ -4183,7 +4453,7 @@
                 <w:color w:val="1B2630"/>
                 <w:sz w:val="17"/>
               </w:rPr>
-              <w:t>OC 2 u · UC 1 u; maand 6 + 1 week 1 u</w:t>
+              <w:t>OC 2 u · UC 1 u</w:t>
             </w:r>
           </w:p>
         </w:tc>
@@ -4205,7 +4475,7 @@
           <w:color w:val="5A6A78"/>
           <w:sz w:val="17"/>
         </w:rPr>
-        <w:t>Betaald: 2 u per visite in Optimal Care en 1 u in Usual Care, baseline 2 u, plus 1 u op maand 6 + 1 week; samen 17 u in OC en 10 u in UC per patiënt. Het gezondheidseconomisch dagboek loopt telefonisch, buiten de visites.</w:t>
+        <w:t>Betaald (consortiummeeting 1 april, dia 71): 17 u in OC en 10 u in UC per patiënt: baseline 2 u, daarna 2 u per visite in OC en 1 u in UC, plus 1 u voor de MoveMonitor op maand 6 + 1 week. Die meetweek vervalt sinds 30 september (MoveMonitor alleen bij de start); de visites zelf tellen nu 16 u en 9 u. Het gezondheidseconomisch dagboek loopt telefonisch, buiten de visites.</w:t>
       </w:r>
     </w:p>
     <w:p>
@@ -4605,6 +4875,71 @@
                 <w:color w:val="1B2630"/>
                 <w:sz w:val="17"/>
               </w:rPr>
+              <w:t>oktober</w:t>
+            </w:r>
+          </w:p>
+        </w:tc>
+        <w:tc>
+          <w:tcPr>
+            <w:tcW w:type="dxa" w:w="4600"/>
+          </w:tcPr>
+          <w:p>
+            <w:pPr>
+              <w:spacing w:before="40" w:after="40"/>
+            </w:pPr>
+            <w:r/>
+            <w:r>
+              <w:rPr>
+                <w:rFonts w:ascii="Segoe UI" w:hAnsi="Segoe UI"/>
+                <w:b w:val="0"/>
+                <w:color w:val="1B2630"/>
+                <w:sz w:val="17"/>
+              </w:rPr>
+              <w:t>Dobbels bevestigt SEBIA 3 en 4 (1, 2 en 5 mrt, inhaal 8 mrt) en de vijf dagen voor SEBIA 5</w:t>
+            </w:r>
+          </w:p>
+        </w:tc>
+        <w:tc>
+          <w:tcPr>
+            <w:tcW w:type="dxa" w:w="3560"/>
+          </w:tcPr>
+          <w:p>
+            <w:pPr>
+              <w:spacing w:before="40" w:after="40"/>
+            </w:pPr>
+            <w:r/>
+            <w:r>
+              <w:rPr>
+                <w:rFonts w:ascii="Segoe UI" w:hAnsi="Segoe UI"/>
+                <w:b w:val="0"/>
+                <w:color w:val="1B2630"/>
+                <w:sz w:val="17"/>
+              </w:rPr>
+              <w:t>de kalender van maart en april</w:t>
+            </w:r>
+          </w:p>
+        </w:tc>
+      </w:tr>
+      <w:tr>
+        <w:trPr>
+          <w:cantSplit/>
+        </w:trPr>
+        <w:tc>
+          <w:tcPr>
+            <w:tcW w:type="dxa" w:w="1700"/>
+          </w:tcPr>
+          <w:p>
+            <w:pPr>
+              <w:spacing w:before="40" w:after="40"/>
+            </w:pPr>
+            <w:r/>
+            <w:r>
+              <w:rPr>
+                <w:rFonts w:ascii="Segoe UI" w:hAnsi="Segoe UI"/>
+                <w:b/>
+                <w:color w:val="1B2630"/>
+                <w:sz w:val="17"/>
+              </w:rPr>
               <w:t>vóór de technologiedag</w:t>
             </w:r>
           </w:p>
@@ -4625,7 +4960,7 @@
                 <w:color w:val="1B2630"/>
                 <w:sz w:val="17"/>
               </w:rPr>
-              <w:t>In het centrum: Novel pedar met de novel database, de Orthotimer met uitleessoftware en de vier MoveMonitors (UZ Leuven: installatie op 7 okt)</w:t>
+              <w:t>In het centrum: Novel pedar met de novel database, de Orthotimer met uitleessoftware en de vier MoveMonitors (stand 6 okt: alles geïnstalleerd in Leuven, de pedar ook in Brugge, onderweg naar Gent)</w:t>
             </w:r>
           </w:p>
         </w:tc>
@@ -5223,7 +5558,7 @@
                 <w:color w:val="1B2630"/>
                 <w:sz w:val="17"/>
               </w:rPr>
-              <w:t>Janou: 4 dagen technologie, 6 dagen droogloop, 6 dagen SEBIA, plus de piloot · Dobbels: 6 groepssessies en SEBIA 5 in de zes centra</w:t>
+              <w:t>Janou: 4 dagen technologie, 6 dagen droogloop, 6 dagen SEBIA, plus de piloot · Dobbels: 6 groepssessies, één inhaalmoment en SEBIA 5 in de zes centra, op vijf dagen</w:t>
             </w:r>
           </w:p>
         </w:tc>
@@ -5986,7 +6321,7 @@
           <w:color w:val="1B2630"/>
           <w:sz w:val="19"/>
         </w:rPr>
-        <w:t>De data van december en januari,</w:t>
+        <w:t>De data van december tot april,</w:t>
       </w:r>
       <w:r>
         <w:rPr>
@@ -5995,7 +6330,7 @@
           <w:color w:val="1B2630"/>
           <w:sz w:val="19"/>
         </w:rPr>
-        <w:t xml:space="preserve">  met per centrum wie er die dag bij is.</w:t>
+        <w:t xml:space="preserve">  met per centrum wie er die dag bij is: met de fiche van elk centrum, tegen vr 16 okt.</w:t>
       </w:r>
     </w:p>
     <w:p>
@@ -6052,6 +6387,72 @@
           <w:color w:val="1B2630"/>
           <w:sz w:val="19"/>
         </w:rPr>
+        <w:t>Een inhaalmoment voor SEBIA 1 en 2:</w:t>
+      </w:r>
+      <w:r>
+        <w:rPr>
+          <w:rFonts w:ascii="Segoe UI" w:hAnsi="Segoe UI"/>
+          <w:b w:val="0"/>
+          <w:color w:val="1B2630"/>
+          <w:sz w:val="19"/>
+        </w:rPr>
+        <w:t xml:space="preserve">  er is er geen. De januaridagen van Dobbels eindigen op vr 15 jan, de laatste groepssessie; wie mist, is niet opgeleid voor de PARADISE-educatie in de piloot. Vraag haar één dag tussen 18 en 29 jan.</w:t>
+      </w:r>
+    </w:p>
+    <w:p>
+      <w:pPr>
+        <w:spacing w:before="0" w:after="80"/>
+        <w:ind w:left="280" w:hanging="280"/>
+      </w:pPr>
+      <w:r>
+        <w:rPr>
+          <w:rFonts w:ascii="Segoe UI" w:hAnsi="Segoe UI"/>
+          <w:b/>
+          <w:color w:val="FF7A00"/>
+          <w:sz w:val="19"/>
+        </w:rPr>
+        <w:t xml:space="preserve">4.  </w:t>
+      </w:r>
+      <w:r>
+        <w:rPr>
+          <w:rFonts w:ascii="Segoe UI" w:hAnsi="Segoe UI"/>
+          <w:b/>
+          <w:color w:val="1B2630"/>
+          <w:sz w:val="19"/>
+        </w:rPr>
+        <w:t>Het inhaalmoment van SEBIA 3 en 4, ma 8 mrt,</w:t>
+      </w:r>
+      <w:r>
+        <w:rPr>
+          <w:rFonts w:ascii="Segoe UI" w:hAnsi="Segoe UI"/>
+          <w:b w:val="0"/>
+          <w:color w:val="1B2630"/>
+          <w:sz w:val="19"/>
+        </w:rPr>
+        <w:t xml:space="preserve">  past alleen voor Kortrijk, en voor Brugge als de maandag lukt: Gent, Aalst, Leuven en Antwerpen hebben op maandag geen podoloog. Een dinsdagnamiddag past voor iedereen behalve Gent; vraag Dobbels die, of een vrijdag voor Gent.</w:t>
+      </w:r>
+    </w:p>
+    <w:p>
+      <w:pPr>
+        <w:spacing w:before="0" w:after="80"/>
+        <w:ind w:left="280" w:hanging="280"/>
+      </w:pPr>
+      <w:r>
+        <w:rPr>
+          <w:rFonts w:ascii="Segoe UI" w:hAnsi="Segoe UI"/>
+          <w:b/>
+          <w:color w:val="FF7A00"/>
+          <w:sz w:val="19"/>
+        </w:rPr>
+        <w:t xml:space="preserve">5.  </w:t>
+      </w:r>
+      <w:r>
+        <w:rPr>
+          <w:rFonts w:ascii="Segoe UI" w:hAnsi="Segoe UI"/>
+          <w:b/>
+          <w:color w:val="1B2630"/>
+          <w:sz w:val="19"/>
+        </w:rPr>
         <w:t>Welk SEBIA-schema geldt:</w:t>
       </w:r>
       <w:r>
@@ -6076,7 +6477,7 @@
           <w:color w:val="FF7A00"/>
           <w:sz w:val="19"/>
         </w:rPr>
-        <w:t xml:space="preserve">4.  </w:t>
+        <w:t xml:space="preserve">6.  </w:t>
       </w:r>
       <w:r>
         <w:rPr>
@@ -6109,7 +6510,7 @@
           <w:color w:val="FF7A00"/>
           <w:sz w:val="19"/>
         </w:rPr>
-        <w:t xml:space="preserve">5.  </w:t>
+        <w:t xml:space="preserve">7.  </w:t>
       </w:r>
       <w:r>
         <w:rPr>
@@ -6142,7 +6543,7 @@
           <w:color w:val="FF7A00"/>
           <w:sz w:val="19"/>
         </w:rPr>
-        <w:t xml:space="preserve">6.  </w:t>
+        <w:t xml:space="preserve">8.  </w:t>
       </w:r>
       <w:r>
         <w:rPr>
@@ -6175,7 +6576,7 @@
           <w:color w:val="FF7A00"/>
           <w:sz w:val="19"/>
         </w:rPr>
-        <w:t xml:space="preserve">7.  </w:t>
+        <w:t xml:space="preserve">9.  </w:t>
       </w:r>
       <w:r>
         <w:rPr>
@@ -6283,7 +6684,7 @@
           <w:color w:val="1B2630"/>
           <w:sz w:val="19"/>
         </w:rPr>
-        <w:t xml:space="preserve">  Kortrijk werkt maandagnamiddag tot woensdag in het ziekenhuis, de eerste podoloog van Brugge woensdagnamiddag, de tweede dinsdagnamiddag, en Gent donderdag en vrijdagnamiddag (maandag tot woensdag hogeschool). Avondsessies zijn te zwaar en vrijdagnamiddag vraagt vrijaf. Daarom drie groepen, overdag en op gewone dagen van Dobbels: Kortrijk met de eerste podoloog van Brugge op woensdagnamiddag, de tweede podoloog van Brugge bij groep Oost op dinsdagnamiddag, en Gent op vrijdagnamiddag in het eigen centrum. Dobbels geeft zo per reeks één sessie meer. De droogloop van Gent schuift naar do 21 jan, na SEBIA 1 en 2.</w:t>
+        <w:t xml:space="preserve">  Kortrijk werkt maandagnamiddag tot woensdag in het ziekenhuis, de eerste podoloog van Brugge woensdagnamiddag, de tweede dinsdagnamiddag, en Gent donderdag en vrijdagnamiddag (maandag tot woensdag hogeschool). Avondsessies zijn te zwaar en vrijdagnamiddag vraagt vrijaf. Daarom drie groepen, overdag en op gewone dagen van Dobbels: Kortrijk met de eerste podoloog van Brugge op woensdagnamiddag, de tweede podoloog van Brugge bij groep Oost op dinsdagnamiddag, en Gent op vrijdagnamiddag in het eigen centrum. Dobbels geeft zo per reeks één sessie meer. De droogloop van Gent schuift naar do 21 jan, na SEBIA 1 en 2. Voor SEBIA 3 en 4 bood Dobbels alleen maandag, dinsdag en vrijdag aan: Kortrijk en de eerste podoloog van Brugge gaan naar maandagnamiddag 1 maart; Brugge moet dat nog bevestigen.</w:t>
       </w:r>
     </w:p>
     <w:p>
@@ -6382,7 +6783,7 @@
           <w:color w:val="1B2630"/>
           <w:sz w:val="19"/>
         </w:rPr>
-        <w:t xml:space="preserve">  haar agenda (SEBIA-deck, dia 12) bepaalt de data. In januari gebruikt de planning alleen haar gewone dagen, niet 17 dec en 7 en 8 jan, die ze alleen indien nodig opgaf. Na januari gaf ze nog geen data: SEBIA 3 tot 6 zijn voorstellen die eerst bij haar liggen.</w:t>
+        <w:t xml:space="preserve">  haar agenda (SEBIA-deck, dia 12) bepaalt de data. In januari gebruikt de planning alleen haar gewone dagen, niet 17 dec en 7 en 8 jan, die ze alleen indien nodig opgaf. Na januari: SEBIA 3 en 4 op de data die ze op 6 oktober aanbood, SEBIA 5 tussen 20 en 30 april (8 oktober); SEBIA 6 is nog af te spreken.</w:t>
       </w:r>
     </w:p>
     <w:p>
@@ -6415,7 +6816,7 @@
           <w:color w:val="1B2630"/>
           <w:sz w:val="19"/>
         </w:rPr>
-        <w:t xml:space="preserve">  buiten de voetkliniek (woensdagvoormiddag) is de tweede podoloog er op dinsdagnamiddag en de eerste op woensdagnamiddag. Maandagvoormiddag is opgegeven als beste moment, maar op maandag staat geen podoloog vermeld. Twee opties: sectie 9.</w:t>
+        <w:t xml:space="preserve">  buiten de voetkliniek (woensdagvoormiddag) is de tweede podoloog er op dinsdagnamiddag en de eerste op woensdagnamiddag. Maandagvoormiddag is opgegeven als beste moment, maar op maandag staat geen podoloog vermeld. Daarop steunen ook SEBIA 3 en 4 voor de eerste podoloog (ma 1 mrt, namiddag: met Kortrijk, dat op maandag alleen 's namiddags kan) en SEBIA 5 (ma 26 apr, voormiddag); de vraag staat op hun fiche. Opties voor technologie en droogloop: sectie 9.</w:t>
       </w:r>
     </w:p>
     <w:p>
@@ -7144,351 +7545,26 @@
           </w:p>
         </w:tc>
       </w:tr>
-      <w:tr>
-        <w:trPr>
-          <w:cantSplit/>
-        </w:trPr>
-        <w:tc>
-          <w:tcPr>
-            <w:tcW w:type="dxa" w:w="2200"/>
-          </w:tcPr>
-          <w:p>
-            <w:pPr>
-              <w:spacing w:before="40" w:after="40"/>
-            </w:pPr>
-            <w:r/>
-            <w:r>
-              <w:rPr>
-                <w:rFonts w:ascii="Segoe UI" w:hAnsi="Segoe UI"/>
-                <w:b/>
-                <w:color w:val="1B2630"/>
-                <w:sz w:val="17"/>
-              </w:rPr>
-              <w:t>SEBIA 3 en 4, groep Oost met de tweede podoloog van Brugge</w:t>
-            </w:r>
-          </w:p>
-        </w:tc>
-        <w:tc>
-          <w:tcPr>
-            <w:tcW w:type="dxa" w:w="2700"/>
-          </w:tcPr>
-          <w:p>
-            <w:pPr>
-              <w:spacing w:before="40" w:after="40"/>
-            </w:pPr>
-            <w:r/>
-            <w:r>
-              <w:rPr>
-                <w:rFonts w:ascii="Segoe UI" w:hAnsi="Segoe UI"/>
-                <w:b w:val="0"/>
-                <w:color w:val="1B2630"/>
-                <w:sz w:val="17"/>
-              </w:rPr>
-              <w:t>di 9 mrt 13u–17u</w:t>
-            </w:r>
-          </w:p>
-        </w:tc>
-        <w:tc>
-          <w:tcPr>
-            <w:tcW w:type="dxa" w:w="2900"/>
-          </w:tcPr>
-          <w:p>
-            <w:pPr>
-              <w:spacing w:before="40" w:after="40"/>
-            </w:pPr>
-            <w:r/>
-            <w:r>
-              <w:rPr>
-                <w:rFonts w:ascii="Segoe UI" w:hAnsi="Segoe UI"/>
-                <w:b w:val="0"/>
-                <w:color w:val="1B2630"/>
-                <w:sz w:val="17"/>
-              </w:rPr>
-              <w:t>di 23 mrt 13u–17u</w:t>
-            </w:r>
-          </w:p>
-        </w:tc>
-        <w:tc>
-          <w:tcPr>
-            <w:tcW w:type="dxa" w:w="2060"/>
-          </w:tcPr>
-          <w:p>
-            <w:pPr>
-              <w:spacing w:before="40" w:after="40"/>
-            </w:pPr>
-            <w:r/>
-            <w:r>
-              <w:rPr>
-                <w:rFonts w:ascii="Segoe UI" w:hAnsi="Segoe UI"/>
-                <w:b w:val="0"/>
-                <w:color w:val="1B2630"/>
-                <w:sz w:val="17"/>
-              </w:rPr>
-              <w:t>Leuven, Antwerpen, Aalst, Brugge, Dobbels</w:t>
-            </w:r>
-          </w:p>
-        </w:tc>
-      </w:tr>
-      <w:tr>
-        <w:trPr>
-          <w:cantSplit/>
-        </w:trPr>
-        <w:tc>
-          <w:tcPr>
-            <w:tcW w:type="dxa" w:w="2200"/>
-          </w:tcPr>
-          <w:p>
-            <w:pPr>
-              <w:spacing w:before="40" w:after="40"/>
-            </w:pPr>
-            <w:r/>
-            <w:r>
-              <w:rPr>
-                <w:rFonts w:ascii="Segoe UI" w:hAnsi="Segoe UI"/>
-                <w:b/>
-                <w:color w:val="1B2630"/>
-                <w:sz w:val="17"/>
-              </w:rPr>
-              <w:t>SEBIA 3 en 4, Kortrijk en de eerste podoloog van Brugge</w:t>
-            </w:r>
-          </w:p>
-        </w:tc>
-        <w:tc>
-          <w:tcPr>
-            <w:tcW w:type="dxa" w:w="2700"/>
-          </w:tcPr>
-          <w:p>
-            <w:pPr>
-              <w:spacing w:before="40" w:after="40"/>
-            </w:pPr>
-            <w:r/>
-            <w:r>
-              <w:rPr>
-                <w:rFonts w:ascii="Segoe UI" w:hAnsi="Segoe UI"/>
-                <w:b w:val="0"/>
-                <w:color w:val="1B2630"/>
-                <w:sz w:val="17"/>
-              </w:rPr>
-              <w:t>wo 10 mrt 13u–17u</w:t>
-            </w:r>
-          </w:p>
-        </w:tc>
-        <w:tc>
-          <w:tcPr>
-            <w:tcW w:type="dxa" w:w="2900"/>
-          </w:tcPr>
-          <w:p>
-            <w:pPr>
-              <w:spacing w:before="40" w:after="40"/>
-            </w:pPr>
-            <w:r/>
-            <w:r>
-              <w:rPr>
-                <w:rFonts w:ascii="Segoe UI" w:hAnsi="Segoe UI"/>
-                <w:b w:val="0"/>
-                <w:color w:val="1B2630"/>
-                <w:sz w:val="17"/>
-              </w:rPr>
-              <w:t>wo 24 mrt 13u–17u</w:t>
-            </w:r>
-          </w:p>
-        </w:tc>
-        <w:tc>
-          <w:tcPr>
-            <w:tcW w:type="dxa" w:w="2060"/>
-          </w:tcPr>
-          <w:p>
-            <w:pPr>
-              <w:spacing w:before="40" w:after="40"/>
-            </w:pPr>
-            <w:r/>
-            <w:r>
-              <w:rPr>
-                <w:rFonts w:ascii="Segoe UI" w:hAnsi="Segoe UI"/>
-                <w:b w:val="0"/>
-                <w:color w:val="1B2630"/>
-                <w:sz w:val="17"/>
-              </w:rPr>
-              <w:t>Kortrijk, Brugge, Dobbels</w:t>
-            </w:r>
-          </w:p>
-        </w:tc>
-      </w:tr>
-      <w:tr>
-        <w:trPr>
-          <w:cantSplit/>
-        </w:trPr>
-        <w:tc>
-          <w:tcPr>
-            <w:tcW w:type="dxa" w:w="2200"/>
-          </w:tcPr>
-          <w:p>
-            <w:pPr>
-              <w:spacing w:before="40" w:after="40"/>
-            </w:pPr>
-            <w:r/>
-            <w:r>
-              <w:rPr>
-                <w:rFonts w:ascii="Segoe UI" w:hAnsi="Segoe UI"/>
-                <w:b/>
-                <w:color w:val="1B2630"/>
-                <w:sz w:val="17"/>
-              </w:rPr>
-              <w:t>SEBIA 3 en 4, Gent</w:t>
-            </w:r>
-          </w:p>
-        </w:tc>
-        <w:tc>
-          <w:tcPr>
-            <w:tcW w:type="dxa" w:w="2700"/>
-          </w:tcPr>
-          <w:p>
-            <w:pPr>
-              <w:spacing w:before="40" w:after="40"/>
-            </w:pPr>
-            <w:r/>
-            <w:r>
-              <w:rPr>
-                <w:rFonts w:ascii="Segoe UI" w:hAnsi="Segoe UI"/>
-                <w:b w:val="0"/>
-                <w:color w:val="1B2630"/>
-                <w:sz w:val="17"/>
-              </w:rPr>
-              <w:t>vr 12 mrt 13u–17u</w:t>
-            </w:r>
-          </w:p>
-        </w:tc>
-        <w:tc>
-          <w:tcPr>
-            <w:tcW w:type="dxa" w:w="2900"/>
-          </w:tcPr>
-          <w:p>
-            <w:pPr>
-              <w:spacing w:before="40" w:after="40"/>
-            </w:pPr>
-            <w:r/>
-            <w:r>
-              <w:rPr>
-                <w:rFonts w:ascii="Segoe UI" w:hAnsi="Segoe UI"/>
-                <w:b w:val="0"/>
-                <w:color w:val="1B2630"/>
-                <w:sz w:val="17"/>
-              </w:rPr>
-              <w:t>vr 26 mrt 13u–17u</w:t>
-            </w:r>
-          </w:p>
-        </w:tc>
-        <w:tc>
-          <w:tcPr>
-            <w:tcW w:type="dxa" w:w="2060"/>
-          </w:tcPr>
-          <w:p>
-            <w:pPr>
-              <w:spacing w:before="40" w:after="40"/>
-            </w:pPr>
-            <w:r/>
-            <w:r>
-              <w:rPr>
-                <w:rFonts w:ascii="Segoe UI" w:hAnsi="Segoe UI"/>
-                <w:b w:val="0"/>
-                <w:color w:val="1B2630"/>
-                <w:sz w:val="17"/>
-              </w:rPr>
-              <w:t>Gent, Dobbels</w:t>
-            </w:r>
-          </w:p>
-        </w:tc>
-      </w:tr>
-      <w:tr>
-        <w:trPr>
-          <w:cantSplit/>
-        </w:trPr>
-        <w:tc>
-          <w:tcPr>
-            <w:tcW w:type="dxa" w:w="2200"/>
-          </w:tcPr>
-          <w:p>
-            <w:pPr>
-              <w:spacing w:before="40" w:after="40"/>
-            </w:pPr>
-            <w:r/>
-            <w:r>
-              <w:rPr>
-                <w:rFonts w:ascii="Segoe UI" w:hAnsi="Segoe UI"/>
-                <w:b/>
-                <w:color w:val="1B2630"/>
-                <w:sz w:val="17"/>
-              </w:rPr>
-              <w:t>SEBIA 5, individueel</w:t>
-            </w:r>
-          </w:p>
-        </w:tc>
-        <w:tc>
-          <w:tcPr>
-            <w:tcW w:type="dxa" w:w="2700"/>
-          </w:tcPr>
-          <w:p>
-            <w:pPr>
-              <w:spacing w:before="40" w:after="40"/>
-            </w:pPr>
-            <w:r/>
-            <w:r>
-              <w:rPr>
-                <w:rFonts w:ascii="Segoe UI" w:hAnsi="Segoe UI"/>
-                <w:b w:val="0"/>
-                <w:color w:val="1B2630"/>
-                <w:sz w:val="17"/>
-              </w:rPr>
-              <w:t>15 tot 26 maart, na SEBIA 3 en 4</w:t>
-            </w:r>
-          </w:p>
-        </w:tc>
-        <w:tc>
-          <w:tcPr>
-            <w:tcW w:type="dxa" w:w="2900"/>
-          </w:tcPr>
-          <w:p>
-            <w:pPr>
-              <w:spacing w:before="40" w:after="40"/>
-            </w:pPr>
-            <w:r/>
-            <w:r>
-              <w:rPr>
-                <w:rFonts w:ascii="Segoe UI" w:hAnsi="Segoe UI"/>
-                <w:b w:val="0"/>
-                <w:color w:val="1B2630"/>
-                <w:sz w:val="17"/>
-              </w:rPr>
-              <w:t>vanaf 12 april, na de paasvakantie</w:t>
-            </w:r>
-          </w:p>
-        </w:tc>
-        <w:tc>
-          <w:tcPr>
-            <w:tcW w:type="dxa" w:w="2060"/>
-          </w:tcPr>
-          <w:p>
-            <w:pPr>
-              <w:spacing w:before="40" w:after="40"/>
-            </w:pPr>
-            <w:r/>
-            <w:r>
-              <w:rPr>
-                <w:rFonts w:ascii="Segoe UI" w:hAnsi="Segoe UI"/>
-                <w:b w:val="0"/>
-                <w:color w:val="1B2630"/>
-                <w:sz w:val="17"/>
-              </w:rPr>
-              <w:t>elke podoloog, Dobbels</w:t>
-            </w:r>
-          </w:p>
-        </w:tc>
-      </w:tr>
     </w:tbl>
     <w:p>
       <w:pPr>
         <w:spacing w:after="40"/>
       </w:pPr>
+    </w:p>
+    <w:p>
+      <w:pPr>
+        <w:keepNext/>
+        <w:spacing w:before="0" w:after="100"/>
+      </w:pPr>
+      <w:r>
+        <w:rPr>
+          <w:rFonts w:ascii="Segoe UI" w:hAnsi="Segoe UI"/>
+          <w:b w:val="0"/>
+          <w:color w:val="5A6A78"/>
+          <w:sz w:val="17"/>
+        </w:rPr>
+        <w:t>SEBIA 3 en 4 en SEBIA 5 hebben geen optie B: Dobbels bood vaste data aan, met één inhaalmoment (ma 8 mrt), en voor SEBIA 5 een venster van 20 tot 30 april. Past de voorgestelde dag niet, dan zoeken we binnen dat venster.</w:t>
+      </w:r>
     </w:p>
     <w:sectPr>
       <w:pgSz w:w="11906" w:h="16838"/>

--- a/Educatie/PARADISE_opleidingsplanning.docx
+++ b/Educatie/PARADISE_opleidingsplanning.docx
@@ -4960,7 +4960,7 @@
                 <w:color w:val="1B2630"/>
                 <w:sz w:val="17"/>
               </w:rPr>
-              <w:t>In het centrum: Novel pedar met de novel database, de Orthotimer met uitleessoftware en de vier MoveMonitors (stand 6 okt: alles geïnstalleerd in Leuven, de pedar ook in Brugge, onderweg naar Gent)</w:t>
+              <w:t>In het centrum: Novel pedar met de novel database, de Orthotimer met uitleessoftware en de vier MoveMonitors (stand 8 okt: de pedar geïnstalleerd in Brugge en onderweg naar Gent; in Leuven loopt de installatie van de pedar en de MoveMonitors, de Orthotimer staat er)</w:t>
             </w:r>
           </w:p>
         </w:tc>

--- a/Educatie/PARADISE_opleidingsplanning.docx
+++ b/Educatie/PARADISE_opleidingsplanning.docx
@@ -4263,7 +4263,7 @@
                 <w:color w:val="1B2630"/>
                 <w:sz w:val="17"/>
               </w:rPr>
-              <w:t>23 pasvorm binnen én buiten met foto's; 24 drukmeting zonder en mét de CMFO in dezelfde sessie — in OC toetsen aan de norm (&lt; 200 kPa of ≥ 25% lager) en zo nodig aanpassen en opnieuw meten, tot drie keer; in UC alleen meten, geblindeerd; 25 Orthotimer in de zool; 26 in de wachtruimte; 27 MoveMonitor terug; in OC SEBIA stap 2 met 28 activiteitenprofiel en 29 teach-back; 30 sensorfolder</w:t>
+              <w:t>23 pasvorm binnen én buiten met foto's; in OC 24 drukmeting zonder en mét de CMFO in dezelfde sessie, toetsen aan de norm (&lt; 200 kPa of ≥ 25% lager) en zo nodig aanpassen en opnieuw meten, tot drie keer; in UC geen drukmeting; 25 Orthotimer in de zool; 26 in de wachtruimte; 27 MoveMonitor terug; in OC SEBIA stap 2 met 28 activiteitenprofiel en 29 teach-back; 30 sensorfolder</w:t>
             </w:r>
           </w:p>
         </w:tc>
@@ -4433,7 +4433,7 @@
                 <w:color w:val="1B2630"/>
                 <w:sz w:val="17"/>
               </w:rPr>
-              <w:t>idem, plus 24 opnieuw zonder en mét de CMFO, in OC toetsen en zo nodig aanpassen, tot drie keer; 12 alleen op maand 18</w:t>
+              <w:t>idem, plus 24 zonder en mét de CMFO: in OC op maand 6, 12 en 18, toetsen en zo nodig aanpassen, tot drie keer; in UC alleen op maand 6, geblindeerd (palet met drempel 50 kPa, waarden uit); 12 alleen op maand 18</w:t>
             </w:r>
           </w:p>
         </w:tc>

--- a/Educatie/PARADISE_opleidingsplanning.docx
+++ b/Educatie/PARADISE_opleidingsplanning.docx
@@ -4960,7 +4960,7 @@
                 <w:color w:val="1B2630"/>
                 <w:sz w:val="17"/>
               </w:rPr>
-              <w:t>In het centrum: Novel pedar met de novel database, de Orthotimer met uitleessoftware en de vier MoveMonitors (stand 8 okt: de pedar geïnstalleerd in Brugge en onderweg naar Gent; in Leuven loopt de installatie van de pedar en de MoveMonitors, de Orthotimer staat er)</w:t>
+              <w:t>In het centrum: Novel pedar met de novel database, de Orthotimer met uitleessoftware en de vier MoveMonitors (stand 8 okt: de pedar geïnstalleerd in Brugge en onderweg naar Gent en Leuven; in Leuven loopt de installatie van de MoveMonitors, de Orthotimer staat er)</w:t>
             </w:r>
           </w:p>
         </w:tc>

--- a/Educatie/PARADISE_opleidingsplanning.docx
+++ b/Educatie/PARADISE_opleidingsplanning.docx
@@ -4960,7 +4960,7 @@
                 <w:color w:val="1B2630"/>
                 <w:sz w:val="17"/>
               </w:rPr>
-              <w:t>In het centrum: Novel pedar met de novel database, de Orthotimer met uitleessoftware en de vier MoveMonitors (stand 8 okt: de pedar geïnstalleerd in Brugge en onderweg naar Gent en Leuven; in Leuven loopt de installatie van de MoveMonitors, de Orthotimer staat er)</w:t>
+              <w:t>In het centrum: Novel pedar met de novel database, de Orthotimer met uitleessoftware en de vier MoveMonitors (stand 8 okt: de pedar geïnstalleerd in Brugge, onderweg naar Gent en Aalst, aanwezig in de andere centra; in Leuven loopt de installatie van de pedar en de MoveMonitors, de Orthotimer staat er)</w:t>
             </w:r>
           </w:p>
         </w:tc>

--- a/Educatie/PARADISE_opleidingsplanning.docx
+++ b/Educatie/PARADISE_opleidingsplanning.docx
@@ -526,7 +526,7 @@
                 <w:color w:val="1B2630"/>
                 <w:sz w:val="17"/>
               </w:rPr>
-              <w:t>theorie: podologen, artsen kunnen aansluiten, de twee pedorthisten elk één keer; praktijk: podologen</w:t>
+              <w:t>theorie: podologen, artsen kunnen aansluiten, de drie pedorthisten elk één keer; praktijk: podologen</w:t>
             </w:r>
           </w:p>
         </w:tc>
@@ -2179,7 +2179,7 @@
           <w:color w:val="5A6A78"/>
           <w:sz w:val="17"/>
         </w:rPr>
-        <w:t>De technologie begint met theorie, waar de artsen kunnen aansluiten en de twee pedorthisten elk één keer komen, bij een van hun centra. Het praktische deel is voor de podologen.</w:t>
+        <w:t>De technologie begint met theorie, waar de artsen kunnen aansluiten en de drie pedorthisten elk één keer komen, bij een van hun centra. Het praktische deel is voor de podologen.</w:t>
       </w:r>
     </w:p>
     <w:p>
@@ -5453,7 +5453,7 @@
                 <w:color w:val="1B2630"/>
                 <w:sz w:val="17"/>
               </w:rPr>
-              <w:t>Pedorthist, twee voor de hele studie</w:t>
+              <w:t>Pedorthist, drie voor de hele studie: Vigo, Eqwal en Orthovano</w:t>
             </w:r>
           </w:p>
         </w:tc>
@@ -6561,7 +6561,7 @@
           <w:color w:val="1B2630"/>
           <w:sz w:val="19"/>
         </w:rPr>
-        <w:t xml:space="preserve">  elk van de twee pedorthisten aanwezig is.</w:t>
+        <w:t xml:space="preserve">  elk van de drie pedorthisten aanwezig is.</w:t>
       </w:r>
     </w:p>
     <w:p>

--- a/Educatie/PARADISE_opleidingsplanning.docx
+++ b/Educatie/PARADISE_opleidingsplanning.docx
@@ -1811,7 +1811,7 @@
                 <w:color w:val="1B2630"/>
                 <w:sz w:val="17"/>
               </w:rPr>
-              <w:t>Technologie: Kortrijk VM, Brugge NM. Optie B: ma 30 nov, Brugge VM en Kortrijk NM</w:t>
+              <w:t>Technologie: Kortrijk VM, Brugge NM. Optie B voor Brugge: ma 30 nov VM</w:t>
             </w:r>
           </w:p>
         </w:tc>
@@ -3088,7 +3088,7 @@
           <w:color w:val="5A6A78"/>
           <w:sz w:val="17"/>
         </w:rPr>
-        <w:t>Inhaalslots: do 21 jan NM (Aalst), vr 22 jan (Leuven VM; Gent NM), ma 25 jan NM (Kortrijk), do 28 jan VM (Antwerpen, Gent). Voor Brugge is de droogloopdatum die niet gekozen wordt het inhaalslot: ma 18 jan VM, of wo 13 jan NM bij optie B. Do 28 jan VM kan maar voor één centrum: Antwerpen heeft geen ander inhaalslot, dus Gent neemt dan vr 22 jan NM.</w:t>
+        <w:t>Inhaalslots: do 21 jan NM (Aalst), vr 22 jan (Leuven VM; Gent NM), ma 25 jan VM (Kortrijk), do 28 jan VM (Antwerpen, Gent). Voor Brugge is de droogloopdatum die niet gekozen wordt het inhaalslot: ma 18 jan VM, of wo 13 jan NM bij optie B. Do 28 jan VM kan maar voor één centrum: Antwerpen heeft geen ander inhaalslot, dus Gent neemt dan vr 22 jan NM.</w:t>
       </w:r>
     </w:p>
     <w:p>
@@ -7265,7 +7265,7 @@
                 <w:color w:val="1B2630"/>
                 <w:sz w:val="17"/>
               </w:rPr>
-              <w:t>ma 30 nov: Brugge VM (hun beste moment), Kortrijk NM</w:t>
+              <w:t>ma 30 nov: Brugge VM (hun beste moment); Kortrijk kiest wo 2 dec VM</w:t>
             </w:r>
           </w:p>
         </w:tc>

--- a/Educatie/PARADISE_opleidingsplanning.docx
+++ b/Educatie/PARADISE_opleidingsplanning.docx
@@ -41,7 +41,7 @@
           <w:color w:val="5A6A78"/>
           <w:sz w:val="18"/>
         </w:rPr>
-        <w:t>Stand van zaken op 8 oktober 2026  ·  werkdocument</w:t>
+        <w:t>Stand van zaken op 25 oktober 2026  ·  werkdocument  ·  met de teruggestuurde fiches</w:t>
       </w:r>
     </w:p>
     <w:p>
@@ -1285,7 +1285,7 @@
                 <w:color w:val="1B2630"/>
                 <w:sz w:val="17"/>
               </w:rPr>
-              <w:t>Antwoord van de zes centra met de fiche; daarna de SEBIA-dagen bevestigen bij Dobbels en ligt de kalender vast</w:t>
+              <w:t>Antwoord van de zes centra met de fiche. Stand 25 okt: terug van Kortrijk, Brugge en Leuven; Antwerpen vulde alleen de technologie in; Gent stuurde ze leeg terug en bevestigt di 27 okt; Aalst na een intern overleg op ma 2 nov. Daarna de SEBIA-dagen bevestigen bij Dobbels</w:t>
             </w:r>
           </w:p>
         </w:tc>
@@ -1675,7 +1675,7 @@
           <w:color w:val="00407A"/>
           <w:sz w:val="19"/>
         </w:rPr>
-        <w:t>December · technologie per centrum; gezondheidseconomie en procesevaluatie online</w:t>
+        <w:t>December · technologie per centrum; gezondheidseconomie en procesevaluatie online; SEBIA 1 en 2 voor Kortrijk</w:t>
       </w:r>
     </w:p>
     <w:tbl>
@@ -1791,6 +1791,71 @@
                 <w:color w:val="1B2630"/>
                 <w:sz w:val="17"/>
               </w:rPr>
+              <w:t>ma 30 nov</w:t>
+            </w:r>
+          </w:p>
+        </w:tc>
+        <w:tc>
+          <w:tcPr>
+            <w:tcW w:type="dxa" w:w="4400"/>
+          </w:tcPr>
+          <w:p>
+            <w:pPr>
+              <w:spacing w:before="40" w:after="40"/>
+            </w:pPr>
+            <w:r/>
+            <w:r>
+              <w:rPr>
+                <w:rFonts w:ascii="Segoe UI" w:hAnsi="Segoe UI"/>
+                <w:b w:val="0"/>
+                <w:color w:val="1B2630"/>
+                <w:sz w:val="17"/>
+              </w:rPr>
+              <w:t>Technologie, voormiddag (optie B)</w:t>
+            </w:r>
+          </w:p>
+        </w:tc>
+        <w:tc>
+          <w:tcPr>
+            <w:tcW w:type="dxa" w:w="3560"/>
+          </w:tcPr>
+          <w:p>
+            <w:pPr>
+              <w:spacing w:before="40" w:after="40"/>
+            </w:pPr>
+            <w:r/>
+            <w:r>
+              <w:rPr>
+                <w:rFonts w:ascii="Segoe UI" w:hAnsi="Segoe UI"/>
+                <w:b w:val="0"/>
+                <w:color w:val="1B2630"/>
+                <w:sz w:val="17"/>
+              </w:rPr>
+              <w:t>AZ Sint-Jan Brugge</w:t>
+            </w:r>
+          </w:p>
+        </w:tc>
+      </w:tr>
+      <w:tr>
+        <w:trPr>
+          <w:cantSplit/>
+        </w:trPr>
+        <w:tc>
+          <w:tcPr>
+            <w:tcW w:type="dxa" w:w="1900"/>
+          </w:tcPr>
+          <w:p>
+            <w:pPr>
+              <w:spacing w:before="40" w:after="40"/>
+            </w:pPr>
+            <w:r/>
+            <w:r>
+              <w:rPr>
+                <w:rFonts w:ascii="Segoe UI" w:hAnsi="Segoe UI"/>
+                <w:b/>
+                <w:color w:val="1B2630"/>
+                <w:sz w:val="17"/>
+              </w:rPr>
               <w:t>wo 2 dec</w:t>
             </w:r>
           </w:p>
@@ -1811,7 +1876,7 @@
                 <w:color w:val="1B2630"/>
                 <w:sz w:val="17"/>
               </w:rPr>
-              <w:t>Technologie: Kortrijk VM, Brugge NM. Optie B voor Brugge: ma 30 nov VM</w:t>
+              <w:t>Technologie, voormiddag</w:t>
             </w:r>
           </w:p>
         </w:tc>
@@ -1831,7 +1896,7 @@
                 <w:color w:val="1B2630"/>
                 <w:sz w:val="17"/>
               </w:rPr>
-              <w:t>AZ Groeninge Kortrijk · AZ Sint-Jan Brugge</w:t>
+              <w:t>AZ Groeninge Kortrijk</w:t>
             </w:r>
           </w:p>
         </w:tc>
@@ -1897,71 +1962,6 @@
                 <w:sz w:val="17"/>
               </w:rPr>
               <w:t>online</w:t>
-            </w:r>
-          </w:p>
-        </w:tc>
-      </w:tr>
-      <w:tr>
-        <w:trPr>
-          <w:cantSplit/>
-        </w:trPr>
-        <w:tc>
-          <w:tcPr>
-            <w:tcW w:type="dxa" w:w="1900"/>
-          </w:tcPr>
-          <w:p>
-            <w:pPr>
-              <w:spacing w:before="40" w:after="40"/>
-            </w:pPr>
-            <w:r/>
-            <w:r>
-              <w:rPr>
-                <w:rFonts w:ascii="Segoe UI" w:hAnsi="Segoe UI"/>
-                <w:b/>
-                <w:color w:val="1B2630"/>
-                <w:sz w:val="17"/>
-              </w:rPr>
-              <w:t>wo 9 dec</w:t>
-            </w:r>
-          </w:p>
-        </w:tc>
-        <w:tc>
-          <w:tcPr>
-            <w:tcW w:type="dxa" w:w="4400"/>
-          </w:tcPr>
-          <w:p>
-            <w:pPr>
-              <w:spacing w:before="40" w:after="40"/>
-            </w:pPr>
-            <w:r/>
-            <w:r>
-              <w:rPr>
-                <w:rFonts w:ascii="Segoe UI" w:hAnsi="Segoe UI"/>
-                <w:b w:val="0"/>
-                <w:color w:val="1B2630"/>
-                <w:sz w:val="17"/>
-              </w:rPr>
-              <w:t>Technologie, voormiddag</w:t>
-            </w:r>
-          </w:p>
-        </w:tc>
-        <w:tc>
-          <w:tcPr>
-            <w:tcW w:type="dxa" w:w="3560"/>
-          </w:tcPr>
-          <w:p>
-            <w:pPr>
-              <w:spacing w:before="40" w:after="40"/>
-            </w:pPr>
-            <w:r/>
-            <w:r>
-              <w:rPr>
-                <w:rFonts w:ascii="Segoe UI" w:hAnsi="Segoe UI"/>
-                <w:b w:val="0"/>
-                <w:color w:val="1B2630"/>
-                <w:sz w:val="17"/>
-              </w:rPr>
-              <w:t>UZ Antwerpen</w:t>
             </w:r>
           </w:p>
         </w:tc>
@@ -2092,6 +2092,71 @@
                 <w:sz w:val="17"/>
               </w:rPr>
               <w:t>UZ Leuven</w:t>
+            </w:r>
+          </w:p>
+        </w:tc>
+      </w:tr>
+      <w:tr>
+        <w:trPr>
+          <w:cantSplit/>
+        </w:trPr>
+        <w:tc>
+          <w:tcPr>
+            <w:tcW w:type="dxa" w:w="1900"/>
+          </w:tcPr>
+          <w:p>
+            <w:pPr>
+              <w:spacing w:before="40" w:after="40"/>
+            </w:pPr>
+            <w:r/>
+            <w:r>
+              <w:rPr>
+                <w:rFonts w:ascii="Segoe UI" w:hAnsi="Segoe UI"/>
+                <w:b/>
+                <w:color w:val="1B2630"/>
+                <w:sz w:val="17"/>
+              </w:rPr>
+              <w:t>wo 16 dec</w:t>
+            </w:r>
+          </w:p>
+        </w:tc>
+        <w:tc>
+          <w:tcPr>
+            <w:tcW w:type="dxa" w:w="4400"/>
+          </w:tcPr>
+          <w:p>
+            <w:pPr>
+              <w:spacing w:before="40" w:after="40"/>
+            </w:pPr>
+            <w:r/>
+            <w:r>
+              <w:rPr>
+                <w:rFonts w:ascii="Segoe UI" w:hAnsi="Segoe UI"/>
+                <w:b w:val="0"/>
+                <w:color w:val="1B2630"/>
+                <w:sz w:val="17"/>
+              </w:rPr>
+              <w:t>SEBIA 1 en 2, Kortrijk, 13u–17u (optie B)</w:t>
+            </w:r>
+          </w:p>
+        </w:tc>
+        <w:tc>
+          <w:tcPr>
+            <w:tcW w:type="dxa" w:w="3560"/>
+          </w:tcPr>
+          <w:p>
+            <w:pPr>
+              <w:spacing w:before="40" w:after="40"/>
+            </w:pPr>
+            <w:r/>
+            <w:r>
+              <w:rPr>
+                <w:rFonts w:ascii="Segoe UI" w:hAnsi="Segoe UI"/>
+                <w:b w:val="0"/>
+                <w:color w:val="1B2630"/>
+                <w:sz w:val="17"/>
+              </w:rPr>
+              <w:t>voorstel AZ Groeninge Kortrijk</w:t>
             </w:r>
           </w:p>
         </w:tc>
@@ -2375,7 +2440,7 @@
                 <w:color w:val="1B2630"/>
                 <w:sz w:val="17"/>
               </w:rPr>
-              <w:t>wo 6 jan</w:t>
+              <w:t>januari</w:t>
             </w:r>
           </w:p>
         </w:tc>
@@ -2395,7 +2460,7 @@
                 <w:color w:val="1B2630"/>
                 <w:sz w:val="17"/>
               </w:rPr>
-              <w:t>SEBIA 1 en 2, Kortrijk en de eerste podoloog van Brugge, 13u–17u. Optie B: wo 16 dec, 13u–17u</w:t>
+              <w:t>Technologie, datum af te spreken: de podoloog is pas in januari terug; vóór de droogloop van wo 27 jan</w:t>
             </w:r>
           </w:p>
         </w:tc>
@@ -2415,7 +2480,7 @@
                 <w:color w:val="1B2630"/>
                 <w:sz w:val="17"/>
               </w:rPr>
-              <w:t>voorstel Kortrijk of Brugge</w:t>
+              <w:t>UZ Antwerpen</w:t>
             </w:r>
           </w:p>
         </w:tc>
@@ -2590,7 +2655,7 @@
                 <w:color w:val="1B2630"/>
                 <w:sz w:val="17"/>
               </w:rPr>
-              <w:t>SEBIA 1 en 2, groep Oost (Antwerpen, Leuven, Aalst) met de tweede podoloog van Brugge, 13u–17u</w:t>
+              <w:t>SEBIA 1 en 2, groep Oost (Antwerpen, Leuven, Aalst), 13u–17u. Antwerpen vraagt alle SEBIA-sessies in het UZA of online</w:t>
             </w:r>
           </w:p>
         </w:tc>
@@ -2611,71 +2676,6 @@
                 <w:sz w:val="17"/>
               </w:rPr>
               <w:t>centraal, voorstel Leuven</w:t>
-            </w:r>
-          </w:p>
-        </w:tc>
-      </w:tr>
-      <w:tr>
-        <w:trPr>
-          <w:cantSplit/>
-        </w:trPr>
-        <w:tc>
-          <w:tcPr>
-            <w:tcW w:type="dxa" w:w="1900"/>
-          </w:tcPr>
-          <w:p>
-            <w:pPr>
-              <w:spacing w:before="40" w:after="40"/>
-            </w:pPr>
-            <w:r/>
-            <w:r>
-              <w:rPr>
-                <w:rFonts w:ascii="Segoe UI" w:hAnsi="Segoe UI"/>
-                <w:b/>
-                <w:color w:val="1B2630"/>
-                <w:sz w:val="17"/>
-              </w:rPr>
-              <w:t>wo 13 jan</w:t>
-            </w:r>
-          </w:p>
-        </w:tc>
-        <w:tc>
-          <w:tcPr>
-            <w:tcW w:type="dxa" w:w="4700"/>
-          </w:tcPr>
-          <w:p>
-            <w:pPr>
-              <w:spacing w:before="40" w:after="40"/>
-            </w:pPr>
-            <w:r/>
-            <w:r>
-              <w:rPr>
-                <w:rFonts w:ascii="Segoe UI" w:hAnsi="Segoe UI"/>
-                <w:b w:val="0"/>
-                <w:color w:val="1B2630"/>
-                <w:sz w:val="17"/>
-              </w:rPr>
-              <w:t>Droogloop en debriefing, namiddag. Optie B: ma 18 jan, voormiddag</w:t>
-            </w:r>
-          </w:p>
-        </w:tc>
-        <w:tc>
-          <w:tcPr>
-            <w:tcW w:type="dxa" w:w="3260"/>
-          </w:tcPr>
-          <w:p>
-            <w:pPr>
-              <w:spacing w:before="40" w:after="40"/>
-            </w:pPr>
-            <w:r/>
-            <w:r>
-              <w:rPr>
-                <w:rFonts w:ascii="Segoe UI" w:hAnsi="Segoe UI"/>
-                <w:b w:val="0"/>
-                <w:color w:val="1B2630"/>
-                <w:sz w:val="17"/>
-              </w:rPr>
-              <w:t>AZ Sint-Jan Brugge</w:t>
             </w:r>
           </w:p>
         </w:tc>
@@ -2765,6 +2765,71 @@
                 <w:color w:val="1B2630"/>
                 <w:sz w:val="17"/>
               </w:rPr>
+              <w:t>ma 18 jan</w:t>
+            </w:r>
+          </w:p>
+        </w:tc>
+        <w:tc>
+          <w:tcPr>
+            <w:tcW w:type="dxa" w:w="4700"/>
+          </w:tcPr>
+          <w:p>
+            <w:pPr>
+              <w:spacing w:before="40" w:after="40"/>
+            </w:pPr>
+            <w:r/>
+            <w:r>
+              <w:rPr>
+                <w:rFonts w:ascii="Segoe UI" w:hAnsi="Segoe UI"/>
+                <w:b w:val="0"/>
+                <w:color w:val="1B2630"/>
+                <w:sz w:val="17"/>
+              </w:rPr>
+              <w:t>Droogloop en debriefing, voormiddag (optie B)</w:t>
+            </w:r>
+          </w:p>
+        </w:tc>
+        <w:tc>
+          <w:tcPr>
+            <w:tcW w:type="dxa" w:w="3260"/>
+          </w:tcPr>
+          <w:p>
+            <w:pPr>
+              <w:spacing w:before="40" w:after="40"/>
+            </w:pPr>
+            <w:r/>
+            <w:r>
+              <w:rPr>
+                <w:rFonts w:ascii="Segoe UI" w:hAnsi="Segoe UI"/>
+                <w:b w:val="0"/>
+                <w:color w:val="1B2630"/>
+                <w:sz w:val="17"/>
+              </w:rPr>
+              <w:t>AZ Sint-Jan Brugge</w:t>
+            </w:r>
+          </w:p>
+        </w:tc>
+      </w:tr>
+      <w:tr>
+        <w:trPr>
+          <w:cantSplit/>
+        </w:trPr>
+        <w:tc>
+          <w:tcPr>
+            <w:tcW w:type="dxa" w:w="1900"/>
+          </w:tcPr>
+          <w:p>
+            <w:pPr>
+              <w:spacing w:before="40" w:after="40"/>
+            </w:pPr>
+            <w:r/>
+            <w:r>
+              <w:rPr>
+                <w:rFonts w:ascii="Segoe UI" w:hAnsi="Segoe UI"/>
+                <w:b/>
+                <w:color w:val="1B2630"/>
+                <w:sz w:val="17"/>
+              </w:rPr>
               <w:t>di 19 jan</w:t>
             </w:r>
           </w:p>
@@ -2830,71 +2895,6 @@
                 <w:color w:val="1B2630"/>
                 <w:sz w:val="17"/>
               </w:rPr>
-              <w:t>wo 20 jan</w:t>
-            </w:r>
-          </w:p>
-        </w:tc>
-        <w:tc>
-          <w:tcPr>
-            <w:tcW w:type="dxa" w:w="4700"/>
-          </w:tcPr>
-          <w:p>
-            <w:pPr>
-              <w:spacing w:before="40" w:after="40"/>
-            </w:pPr>
-            <w:r/>
-            <w:r>
-              <w:rPr>
-                <w:rFonts w:ascii="Segoe UI" w:hAnsi="Segoe UI"/>
-                <w:b w:val="0"/>
-                <w:color w:val="1B2630"/>
-                <w:sz w:val="17"/>
-              </w:rPr>
-              <w:t>Droogloop en debriefing</w:t>
-            </w:r>
-          </w:p>
-        </w:tc>
-        <w:tc>
-          <w:tcPr>
-            <w:tcW w:type="dxa" w:w="3260"/>
-          </w:tcPr>
-          <w:p>
-            <w:pPr>
-              <w:spacing w:before="40" w:after="40"/>
-            </w:pPr>
-            <w:r/>
-            <w:r>
-              <w:rPr>
-                <w:rFonts w:ascii="Segoe UI" w:hAnsi="Segoe UI"/>
-                <w:b w:val="0"/>
-                <w:color w:val="1B2630"/>
-                <w:sz w:val="17"/>
-              </w:rPr>
-              <w:t>AZ Groeninge Kortrijk</w:t>
-            </w:r>
-          </w:p>
-        </w:tc>
-      </w:tr>
-      <w:tr>
-        <w:trPr>
-          <w:cantSplit/>
-        </w:trPr>
-        <w:tc>
-          <w:tcPr>
-            <w:tcW w:type="dxa" w:w="1900"/>
-          </w:tcPr>
-          <w:p>
-            <w:pPr>
-              <w:spacing w:before="40" w:after="40"/>
-            </w:pPr>
-            <w:r/>
-            <w:r>
-              <w:rPr>
-                <w:rFonts w:ascii="Segoe UI" w:hAnsi="Segoe UI"/>
-                <w:b/>
-                <w:color w:val="1B2630"/>
-                <w:sz w:val="17"/>
-              </w:rPr>
               <w:t>do 21 jan</w:t>
             </w:r>
           </w:p>
@@ -2936,6 +2936,71 @@
                 <w:sz w:val="17"/>
               </w:rPr>
               <w:t>UZ Gent</w:t>
+            </w:r>
+          </w:p>
+        </w:tc>
+      </w:tr>
+      <w:tr>
+        <w:trPr>
+          <w:cantSplit/>
+        </w:trPr>
+        <w:tc>
+          <w:tcPr>
+            <w:tcW w:type="dxa" w:w="1900"/>
+          </w:tcPr>
+          <w:p>
+            <w:pPr>
+              <w:spacing w:before="40" w:after="40"/>
+            </w:pPr>
+            <w:r/>
+            <w:r>
+              <w:rPr>
+                <w:rFonts w:ascii="Segoe UI" w:hAnsi="Segoe UI"/>
+                <w:b/>
+                <w:color w:val="1B2630"/>
+                <w:sz w:val="17"/>
+              </w:rPr>
+              <w:t>ma 25 jan</w:t>
+            </w:r>
+          </w:p>
+        </w:tc>
+        <w:tc>
+          <w:tcPr>
+            <w:tcW w:type="dxa" w:w="4700"/>
+          </w:tcPr>
+          <w:p>
+            <w:pPr>
+              <w:spacing w:before="40" w:after="40"/>
+            </w:pPr>
+            <w:r/>
+            <w:r>
+              <w:rPr>
+                <w:rFonts w:ascii="Segoe UI" w:hAnsi="Segoe UI"/>
+                <w:b w:val="0"/>
+                <w:color w:val="1B2630"/>
+                <w:sz w:val="17"/>
+              </w:rPr>
+              <w:t>Droogloop en debriefing, voormiddag; wo 20 jan past niet (fiche 16 okt)</w:t>
+            </w:r>
+          </w:p>
+        </w:tc>
+        <w:tc>
+          <w:tcPr>
+            <w:tcW w:type="dxa" w:w="3260"/>
+          </w:tcPr>
+          <w:p>
+            <w:pPr>
+              <w:spacing w:before="40" w:after="40"/>
+            </w:pPr>
+            <w:r/>
+            <w:r>
+              <w:rPr>
+                <w:rFonts w:ascii="Segoe UI" w:hAnsi="Segoe UI"/>
+                <w:b w:val="0"/>
+                <w:color w:val="1B2630"/>
+                <w:sz w:val="17"/>
+              </w:rPr>
+              <w:t>AZ Groeninge Kortrijk</w:t>
             </w:r>
           </w:p>
         </w:tc>
@@ -3088,7 +3153,7 @@
           <w:color w:val="5A6A78"/>
           <w:sz w:val="17"/>
         </w:rPr>
-        <w:t>Inhaalslots: do 21 jan NM (Aalst), vr 22 jan (Leuven VM; Gent NM), ma 25 jan VM (Kortrijk), do 28 jan VM (Antwerpen, Gent). Voor Brugge is de droogloopdatum die niet gekozen wordt het inhaalslot: ma 18 jan VM, of wo 13 jan NM bij optie B. Do 28 jan VM kan maar voor één centrum: Antwerpen heeft geen ander inhaalslot, dus Gent neemt dan vr 22 jan NM.</w:t>
+        <w:t>Inhaalslots: do 21 jan NM (Aalst), vr 22 jan (Leuven VM, bevestigd; Gent NM), do 28 jan VM (Gent). Nog te zoeken: Kortrijk, want de droogloop neemt het inhaalslot van ma 25 jan in; Brugge, want het inhaalslot wo 13 jan valt op een woensdag, en die kan Sint-Jan niet; Antwerpen, want do 28 jan past niet.</w:t>
       </w:r>
     </w:p>
     <w:p>
@@ -3532,7 +3597,7 @@
                 <w:color w:val="1B2630"/>
                 <w:sz w:val="17"/>
               </w:rPr>
-              <w:t>SEBIA 3 en 4, Kortrijk en de eerste podoloog van Brugge, namiddag, plaats volgt</w:t>
+              <w:t>SEBIA 3 en 4, Kortrijk en Brugge, namiddag, plaats volgt</w:t>
             </w:r>
           </w:p>
         </w:tc>
@@ -3577,7 +3642,7 @@
                 <w:color w:val="1B2630"/>
                 <w:sz w:val="17"/>
               </w:rPr>
-              <w:t>SEBIA 3 en 4, groep Oost met de tweede podoloog van Brugge, namiddag, centraal, voorstel Leuven</w:t>
+              <w:t>SEBIA 3 en 4, groep Oost, namiddag, centraal, voorstel Leuven</w:t>
             </w:r>
           </w:p>
         </w:tc>
@@ -4960,7 +5025,7 @@
                 <w:color w:val="1B2630"/>
                 <w:sz w:val="17"/>
               </w:rPr>
-              <w:t>In het centrum: Novel pedar met de novel database, de Orthotimer met uitleessoftware en de vier MoveMonitors (stand 8 okt: de pedar geïnstalleerd in Brugge, onderweg naar Gent en Aalst, aanwezig in de andere centra; in Leuven loopt de installatie van de pedar en de MoveMonitors, de Orthotimer staat er)</w:t>
+              <w:t>In het centrum: Novel pedar met de novel database, de Orthotimer met uitleessoftware en de vier MoveMonitors (stand 25 okt: de pedar geïnstalleerd in Brugge, onderweg naar Aalst, aanwezig in de andere centra behalve Gent; UZ Gent bestelt pas na het ICT-overleg met Novel op 3 nov; in Leuven vraagt de pedar-software op Windows 11 een Sentinel-update (offerte Novel 22 okt) en staat de installatie van de software op 25 nov; UZ Antwerpen wacht op de laptop; Kortrijk installeert op wo 28 okt)</w:t>
             </w:r>
           </w:p>
         </w:tc>
@@ -5155,7 +5220,7 @@
                 <w:color w:val="1B2630"/>
                 <w:sz w:val="17"/>
               </w:rPr>
-              <w:t>Lokale ethische goedkeuring per centrum</w:t>
+              <w:t>Lokale ethische goedkeuring per centrum. Indiening bij alle EC's en het FAGG gepland op ma 26 okt; het EC van Leuven duurt 4 maanden of meer</w:t>
             </w:r>
           </w:p>
         </w:tc>
@@ -5558,7 +5623,7 @@
                 <w:color w:val="1B2630"/>
                 <w:sz w:val="17"/>
               </w:rPr>
-              <w:t>Janou: 4 dagen technologie, 6 dagen droogloop, 6 dagen SEBIA, plus de piloot · Dobbels: 6 groepssessies, één inhaalmoment en SEBIA 5 in de zes centra, op vijf dagen</w:t>
+              <w:t>Janou: 5 dagen technologie, 6 dagen droogloop, 6 dagen SEBIA, plus de piloot · Dobbels: 6 groepssessies, één inhaalmoment en SEBIA 5 in de zes centra, op vijf dagen</w:t>
             </w:r>
           </w:p>
         </w:tc>
@@ -6330,7 +6395,7 @@
           <w:color w:val="1B2630"/>
           <w:sz w:val="19"/>
         </w:rPr>
-        <w:t xml:space="preserve">  met per centrum wie er die dag bij is: met de fiche van elk centrum, tegen vr 16 okt.</w:t>
+        <w:t xml:space="preserve">  met per centrum wie er die dag bij is. Terug: Kortrijk, Brugge, Leuven, en Antwerpen voor de technologie; Gent bevestigt di 27 okt, Aalst na een intern overleg op ma 2 nov.</w:t>
       </w:r>
     </w:p>
     <w:p>
@@ -6363,7 +6428,7 @@
           <w:color w:val="1B2630"/>
           <w:sz w:val="19"/>
         </w:rPr>
-        <w:t xml:space="preserve">  (sectie 9), na toetsing bij de centra tegen vr 16 okt.</w:t>
+        <w:t xml:space="preserve">  (sectie 9): Kortrijk en Brugge kozen; Gent nog niet.</w:t>
       </w:r>
     </w:p>
     <w:p>
@@ -6429,7 +6494,7 @@
           <w:color w:val="1B2630"/>
           <w:sz w:val="19"/>
         </w:rPr>
-        <w:t xml:space="preserve">  past alleen voor Kortrijk, en voor Brugge als de maandag lukt: Gent, Aalst, Leuven en Antwerpen hebben op maandag geen podoloog. Een dinsdagnamiddag past voor iedereen behalve Gent; vraag Dobbels die, of een vrijdag voor Gent.</w:t>
+        <w:t xml:space="preserve">  past voor Kortrijk en voor Brugge, dat de maandag als studiedag vrijhoudt: Gent, Aalst, Leuven en Antwerpen hebben op maandag geen podoloog. Een dinsdagnamiddag past voor iedereen behalve Gent en Brugge; vraag Dobbels die, of een vrijdag voor Gent.</w:t>
       </w:r>
     </w:p>
     <w:p>
@@ -6599,6 +6664,105 @@
     </w:p>
     <w:p>
       <w:pPr>
+        <w:spacing w:before="0" w:after="80"/>
+        <w:ind w:left="280" w:hanging="280"/>
+      </w:pPr>
+      <w:r>
+        <w:rPr>
+          <w:rFonts w:ascii="Segoe UI" w:hAnsi="Segoe UI"/>
+          <w:b/>
+          <w:color w:val="FF7A00"/>
+          <w:sz w:val="19"/>
+        </w:rPr>
+        <w:t xml:space="preserve">10.  </w:t>
+      </w:r>
+      <w:r>
+        <w:rPr>
+          <w:rFonts w:ascii="Segoe UI" w:hAnsi="Segoe UI"/>
+          <w:b/>
+          <w:color w:val="1B2630"/>
+          <w:sz w:val="19"/>
+        </w:rPr>
+        <w:t>SEBIA 1 en 2 voor Brugge:</w:t>
+      </w:r>
+      <w:r>
+        <w:rPr>
+          <w:rFonts w:ascii="Segoe UI" w:hAnsi="Segoe UI"/>
+          <w:b w:val="0"/>
+          <w:color w:val="1B2630"/>
+          <w:sz w:val="19"/>
+        </w:rPr>
+        <w:t xml:space="preserve">  woensdag kan niet en di 12 jan past niet (fiche 21 okt), en de verantwoordelijke verpleegkundige is in januari 2027 afwezig. Sint-Jan houdt de maandag vrij voor de studie; in december is ma 14 dec de enige maandag tussen de gewone dagen van Dobbels. Af te spreken met Dobbels en Sint-Jan, ook voor de back-up, voor wie ook di 2 mrt (SEBIA 3 en 4) niet past.</w:t>
+      </w:r>
+    </w:p>
+    <w:p>
+      <w:pPr>
+        <w:spacing w:before="0" w:after="80"/>
+        <w:ind w:left="280" w:hanging="280"/>
+      </w:pPr>
+      <w:r>
+        <w:rPr>
+          <w:rFonts w:ascii="Segoe UI" w:hAnsi="Segoe UI"/>
+          <w:b/>
+          <w:color w:val="FF7A00"/>
+          <w:sz w:val="19"/>
+        </w:rPr>
+        <w:t xml:space="preserve">11.  </w:t>
+      </w:r>
+      <w:r>
+        <w:rPr>
+          <w:rFonts w:ascii="Segoe UI" w:hAnsi="Segoe UI"/>
+          <w:b/>
+          <w:color w:val="1B2630"/>
+          <w:sz w:val="19"/>
+        </w:rPr>
+        <w:t>Technologie UZ Antwerpen:</w:t>
+      </w:r>
+      <w:r>
+        <w:rPr>
+          <w:rFonts w:ascii="Segoe UI" w:hAnsi="Segoe UI"/>
+          <w:b w:val="0"/>
+          <w:color w:val="1B2630"/>
+          <w:sz w:val="19"/>
+        </w:rPr>
+        <w:t xml:space="preserve">  de podoloog is pas in januari 2027 terug, dus niet op wo 9 dec. Een dag in januari vóór de droogloop van wo 27 jan, op dinsdag, woensdag of donderdag in een even week. Antwerpen vraagt ook alle SEBIA-sessies in het UZA of online.</w:t>
+      </w:r>
+    </w:p>
+    <w:p>
+      <w:pPr>
+        <w:spacing w:before="0" w:after="80"/>
+        <w:ind w:left="280" w:hanging="280"/>
+      </w:pPr>
+      <w:r>
+        <w:rPr>
+          <w:rFonts w:ascii="Segoe UI" w:hAnsi="Segoe UI"/>
+          <w:b/>
+          <w:color w:val="FF7A00"/>
+          <w:sz w:val="19"/>
+        </w:rPr>
+        <w:t xml:space="preserve">12.  </w:t>
+      </w:r>
+      <w:r>
+        <w:rPr>
+          <w:rFonts w:ascii="Segoe UI" w:hAnsi="Segoe UI"/>
+          <w:b/>
+          <w:color w:val="1B2630"/>
+          <w:sz w:val="19"/>
+        </w:rPr>
+        <w:t>Nieuwe inhaalslots voor de droogloop:</w:t>
+      </w:r>
+      <w:r>
+        <w:rPr>
+          <w:rFonts w:ascii="Segoe UI" w:hAnsi="Segoe UI"/>
+          <w:b w:val="0"/>
+          <w:color w:val="1B2630"/>
+          <w:sz w:val="19"/>
+        </w:rPr>
+        <w:t xml:space="preserve">  Kortrijk, Brugge en Antwerpen (sectie 2, januari).</w:t>
+      </w:r>
+    </w:p>
+    <w:p>
+      <w:pPr>
         <w:keepNext/>
         <w:spacing w:before="300" w:after="100"/>
       </w:pPr>
@@ -6684,7 +6848,7 @@
           <w:color w:val="1B2630"/>
           <w:sz w:val="19"/>
         </w:rPr>
-        <w:t xml:space="preserve">  Kortrijk werkt maandagnamiddag tot woensdag in het ziekenhuis, de eerste podoloog van Brugge woensdagnamiddag, de tweede dinsdagnamiddag, en Gent donderdag en vrijdagnamiddag (maandag tot woensdag hogeschool). Avondsessies zijn te zwaar en vrijdagnamiddag vraagt vrijaf. Daarom drie groepen, overdag en op gewone dagen van Dobbels: Kortrijk met de eerste podoloog van Brugge op woensdagnamiddag, de tweede podoloog van Brugge bij groep Oost op dinsdagnamiddag, en Gent op vrijdagnamiddag in het eigen centrum. Dobbels geeft zo per reeks één sessie meer. De droogloop van Gent schuift naar do 21 jan, na SEBIA 1 en 2. Voor SEBIA 3 en 4 bood Dobbels alleen maandag, dinsdag en vrijdag aan: Kortrijk en de eerste podoloog van Brugge gaan naar maandagnamiddag 1 maart; Brugge moet dat nog bevestigen.</w:t>
+        <w:t xml:space="preserve">  Kortrijk werkt maandagnamiddag tot woensdag in het ziekenhuis, de eerste podoloog van Brugge woensdagnamiddag, de tweede dinsdagnamiddag, en Gent donderdag en vrijdagnamiddag (maandag tot woensdag hogeschool). Avondsessies zijn te zwaar en vrijdagnamiddag vraagt vrijaf. Daarom drie groepen, overdag en op gewone dagen van Dobbels: Kortrijk met de eerste podoloog van Brugge op woensdagnamiddag, de tweede podoloog van Brugge bij groep Oost op dinsdagnamiddag, en Gent op vrijdagnamiddag in het eigen centrum. Dobbels geeft zo per reeks één sessie meer. De droogloop van Gent schuift naar do 21 jan, na SEBIA 1 en 2. Voor SEBIA 3 en 4 bood Dobbels alleen maandag, dinsdag en vrijdag aan: Kortrijk en Brugge gaan naar maandagnamiddag 1 maart, bevestigd met de fiches. Voor SEBIA 1 en 2 koos Kortrijk wo 16 dec; Brugge kan op woensdag niet (fiche 21 okt), dus die groep valt uiteen (Te beslissen, punt 10).</w:t>
       </w:r>
     </w:p>
     <w:p>
@@ -6816,7 +6980,7 @@
           <w:color w:val="1B2630"/>
           <w:sz w:val="19"/>
         </w:rPr>
-        <w:t xml:space="preserve">  buiten de voetkliniek (woensdagvoormiddag) is de tweede podoloog er op dinsdagnamiddag en de eerste op woensdagnamiddag. Maandagvoormiddag is opgegeven als beste moment, maar op maandag staat geen podoloog vermeld. Daarop steunen ook SEBIA 3 en 4 voor de eerste podoloog (ma 1 mrt, namiddag: met Kortrijk, dat op maandag alleen 's namiddags kan) en SEBIA 5 (ma 26 apr, voormiddag); de vraag staat op hun fiche. Opties voor technologie en droogloop: sectie 9.</w:t>
+        <w:t xml:space="preserve">  de maandag is hun studiedag en woensdag kan niet (fiche en mail van 21 okt). Twee verpleegkundigen volgen de opleiding; de verantwoordelijke is in januari 2027 afwezig, een back-up wordt aangeduid. De tweede podoloog is alleen back-up en kan de technologie en de droogloop niet bijwonen. Gekozen: technologie ma 30 nov VM en droogloop ma 18 jan VM; SEBIA 3 en 4 (ma 1 mrt) en SEBIA 5 (ma 26 apr) passen. De installatie van de software liefst op een maandagvoormiddag.</w:t>
       </w:r>
     </w:p>
     <w:p>
@@ -6849,7 +7013,7 @@
           <w:color w:val="1B2630"/>
           <w:sz w:val="19"/>
         </w:rPr>
-        <w:t xml:space="preserve">  UZ Gent en UZ Leuven gaven geen beste moment op; de tweede podoloog van Sint-Jan, UZA en Azorg is niet bevestigd; AZ Groeninge heeft wellicht maar één podoloog.</w:t>
+        <w:t xml:space="preserve">  Gent stuurde de fiche leeg terug en bevestigt di 27 okt; daar voeren alleen de twee podologen en de pedorthist de studie uit, en overleg ligt bij voorkeur op donderdag om 8 u of 17 u. Aalst bezorgt de fiche na een intern overleg op ma 2 nov. Antwerpen vulde alleen de technologie in. Leuven bevestigde alle data. AZ Groeninge heeft één podoloog in de studie.</w:t>
       </w:r>
     </w:p>
     <w:p>
@@ -6939,7 +7103,7 @@
           <w:color w:val="1B2630"/>
           <w:sz w:val="19"/>
         </w:rPr>
-        <w:t>Alleen podologen worden in SEBIA getraind;</w:t>
+        <w:t>In Kortrijk en Brugge volgt een verpleegkundige SEBIA;</w:t>
       </w:r>
       <w:r>
         <w:rPr>
@@ -6948,7 +7112,7 @@
           <w:color w:val="1B2630"/>
           <w:sz w:val="19"/>
         </w:rPr>
-        <w:t xml:space="preserve">  volgens het manuscript leveren ook verpleegkundigen en artsen SEBIA.</w:t>
+        <w:t xml:space="preserve">  de kolommen 'voor wie' zeggen nog 'podologen'. Volgens het manuscript leveren ook verpleegkundigen en artsen SEBIA.</w:t>
       </w:r>
     </w:p>
     <w:p>
@@ -7086,7 +7250,7 @@
           <w:color w:val="5A6A78"/>
           <w:sz w:val="17"/>
         </w:rPr>
-        <w:t>Antwoord tegen vr 16 okt, samen met de bevestiging van de andere data. Daarna ligt de kalender vast.</w:t>
+        <w:t>Gekozen met de fiches: Kortrijk technologie wo 2 dec VM (mail van 20 okt) en SEBIA 1 en 2 op wo 16 dec (optie B); Brugge technologie ma 30 nov VM en droogloop ma 18 jan VM (beide optie B), en voor SEBIA 1 en 2 geen van beide. Gent koos nog niet.</w:t>
       </w:r>
     </w:p>
     <w:tbl>

--- a/Educatie/PARADISE_opleidingsplanning.docx
+++ b/Educatie/PARADISE_opleidingsplanning.docx
@@ -716,7 +716,7 @@
                 <w:color w:val="1B2630"/>
                 <w:sz w:val="17"/>
               </w:rPr>
-              <w:t>drie groepen; Gent in het eigen centrum</w:t>
+              <w:t>vier groepen; Gent en Brugge in het eigen centrum</w:t>
             </w:r>
           </w:p>
         </w:tc>
@@ -1675,7 +1675,7 @@
           <w:color w:val="00407A"/>
           <w:sz w:val="19"/>
         </w:rPr>
-        <w:t>December · technologie per centrum; gezondheidseconomie en procesevaluatie online; SEBIA 1 en 2 voor Kortrijk</w:t>
+        <w:t>December · technologie per centrum; gezondheidseconomie en procesevaluatie online; SEBIA 1 en 2 voor Brugge en Kortrijk</w:t>
       </w:r>
     </w:p>
     <w:tbl>
@@ -2051,6 +2051,71 @@
                 <w:color w:val="1B2630"/>
                 <w:sz w:val="17"/>
               </w:rPr>
+              <w:t>ma 14 dec</w:t>
+            </w:r>
+          </w:p>
+        </w:tc>
+        <w:tc>
+          <w:tcPr>
+            <w:tcW w:type="dxa" w:w="4400"/>
+          </w:tcPr>
+          <w:p>
+            <w:pPr>
+              <w:spacing w:before="40" w:after="40"/>
+            </w:pPr>
+            <w:r/>
+            <w:r>
+              <w:rPr>
+                <w:rFonts w:ascii="Segoe UI" w:hAnsi="Segoe UI"/>
+                <w:b w:val="0"/>
+                <w:color w:val="1B2630"/>
+                <w:sz w:val="17"/>
+              </w:rPr>
+              <w:t>SEBIA 1 en 2, Brugge, 9u–13u, beide verpleegkundigen (voorstel)</w:t>
+            </w:r>
+          </w:p>
+        </w:tc>
+        <w:tc>
+          <w:tcPr>
+            <w:tcW w:type="dxa" w:w="3560"/>
+          </w:tcPr>
+          <w:p>
+            <w:pPr>
+              <w:spacing w:before="40" w:after="40"/>
+            </w:pPr>
+            <w:r/>
+            <w:r>
+              <w:rPr>
+                <w:rFonts w:ascii="Segoe UI" w:hAnsi="Segoe UI"/>
+                <w:b w:val="0"/>
+                <w:color w:val="1B2630"/>
+                <w:sz w:val="17"/>
+              </w:rPr>
+              <w:t>AZ Sint-Jan Brugge</w:t>
+            </w:r>
+          </w:p>
+        </w:tc>
+      </w:tr>
+      <w:tr>
+        <w:trPr>
+          <w:cantSplit/>
+        </w:trPr>
+        <w:tc>
+          <w:tcPr>
+            <w:tcW w:type="dxa" w:w="1900"/>
+          </w:tcPr>
+          <w:p>
+            <w:pPr>
+              <w:spacing w:before="40" w:after="40"/>
+            </w:pPr>
+            <w:r/>
+            <w:r>
+              <w:rPr>
+                <w:rFonts w:ascii="Segoe UI" w:hAnsi="Segoe UI"/>
+                <w:b/>
+                <w:color w:val="1B2630"/>
+                <w:sz w:val="17"/>
+              </w:rPr>
               <w:t>di 15 dec</w:t>
             </w:r>
           </w:p>
@@ -2259,7 +2324,7 @@
           <w:color w:val="00407A"/>
           <w:sz w:val="19"/>
         </w:rPr>
-        <w:t>Januari · zelftest, SEBIA 1 en 2, datacollectie, dan de zes drooglopen</w:t>
+        <w:t>Januari · zelftest, SEBIA 1 en 2, datacollectie, technologie Antwerpen, dan de zes drooglopen</w:t>
       </w:r>
     </w:p>
     <w:tbl>
@@ -2440,71 +2505,6 @@
                 <w:color w:val="1B2630"/>
                 <w:sz w:val="17"/>
               </w:rPr>
-              <w:t>januari</w:t>
-            </w:r>
-          </w:p>
-        </w:tc>
-        <w:tc>
-          <w:tcPr>
-            <w:tcW w:type="dxa" w:w="4700"/>
-          </w:tcPr>
-          <w:p>
-            <w:pPr>
-              <w:spacing w:before="40" w:after="40"/>
-            </w:pPr>
-            <w:r/>
-            <w:r>
-              <w:rPr>
-                <w:rFonts w:ascii="Segoe UI" w:hAnsi="Segoe UI"/>
-                <w:b w:val="0"/>
-                <w:color w:val="1B2630"/>
-                <w:sz w:val="17"/>
-              </w:rPr>
-              <w:t>Technologie, datum af te spreken: de podoloog is pas in januari terug; vóór de droogloop van wo 27 jan</w:t>
-            </w:r>
-          </w:p>
-        </w:tc>
-        <w:tc>
-          <w:tcPr>
-            <w:tcW w:type="dxa" w:w="3260"/>
-          </w:tcPr>
-          <w:p>
-            <w:pPr>
-              <w:spacing w:before="40" w:after="40"/>
-            </w:pPr>
-            <w:r/>
-            <w:r>
-              <w:rPr>
-                <w:rFonts w:ascii="Segoe UI" w:hAnsi="Segoe UI"/>
-                <w:b w:val="0"/>
-                <w:color w:val="1B2630"/>
-                <w:sz w:val="17"/>
-              </w:rPr>
-              <w:t>UZ Antwerpen</w:t>
-            </w:r>
-          </w:p>
-        </w:tc>
-      </w:tr>
-      <w:tr>
-        <w:trPr>
-          <w:cantSplit/>
-        </w:trPr>
-        <w:tc>
-          <w:tcPr>
-            <w:tcW w:type="dxa" w:w="1900"/>
-          </w:tcPr>
-          <w:p>
-            <w:pPr>
-              <w:spacing w:before="40" w:after="40"/>
-            </w:pPr>
-            <w:r/>
-            <w:r>
-              <w:rPr>
-                <w:rFonts w:ascii="Segoe UI" w:hAnsi="Segoe UI"/>
-                <w:b/>
-                <w:color w:val="1B2630"/>
-                <w:sz w:val="17"/>
-              </w:rPr>
               <w:t>vr 8 jan</w:t>
             </w:r>
           </w:p>
@@ -2655,7 +2655,7 @@
                 <w:color w:val="1B2630"/>
                 <w:sz w:val="17"/>
               </w:rPr>
-              <w:t>SEBIA 1 en 2, groep Oost (Antwerpen, Leuven, Aalst), 13u–17u. Antwerpen vraagt alle SEBIA-sessies in het UZA of online</w:t>
+              <w:t>SEBIA 1 en 2, groep Oost (Antwerpen, Leuven, Aalst), 13u–17u. Antwerpen vraagt SEBIA in het UZA: voorstel SEBIA 3 en 4 daar</w:t>
             </w:r>
           </w:p>
         </w:tc>
@@ -2676,6 +2676,71 @@
                 <w:sz w:val="17"/>
               </w:rPr>
               <w:t>centraal, voorstel Leuven</w:t>
+            </w:r>
+          </w:p>
+        </w:tc>
+      </w:tr>
+      <w:tr>
+        <w:trPr>
+          <w:cantSplit/>
+        </w:trPr>
+        <w:tc>
+          <w:tcPr>
+            <w:tcW w:type="dxa" w:w="1900"/>
+          </w:tcPr>
+          <w:p>
+            <w:pPr>
+              <w:spacing w:before="40" w:after="40"/>
+            </w:pPr>
+            <w:r/>
+            <w:r>
+              <w:rPr>
+                <w:rFonts w:ascii="Segoe UI" w:hAnsi="Segoe UI"/>
+                <w:b/>
+                <w:color w:val="1B2630"/>
+                <w:sz w:val="17"/>
+              </w:rPr>
+              <w:t>wo 13 jan</w:t>
+            </w:r>
+          </w:p>
+        </w:tc>
+        <w:tc>
+          <w:tcPr>
+            <w:tcW w:type="dxa" w:w="4700"/>
+          </w:tcPr>
+          <w:p>
+            <w:pPr>
+              <w:spacing w:before="40" w:after="40"/>
+            </w:pPr>
+            <w:r/>
+            <w:r>
+              <w:rPr>
+                <w:rFonts w:ascii="Segoe UI" w:hAnsi="Segoe UI"/>
+                <w:b w:val="0"/>
+                <w:color w:val="1B2630"/>
+                <w:sz w:val="17"/>
+              </w:rPr>
+              <w:t>Droogloop en debriefing (voorstel; wo 20 jan past niet)</w:t>
+            </w:r>
+          </w:p>
+        </w:tc>
+        <w:tc>
+          <w:tcPr>
+            <w:tcW w:type="dxa" w:w="3260"/>
+          </w:tcPr>
+          <w:p>
+            <w:pPr>
+              <w:spacing w:before="40" w:after="40"/>
+            </w:pPr>
+            <w:r/>
+            <w:r>
+              <w:rPr>
+                <w:rFonts w:ascii="Segoe UI" w:hAnsi="Segoe UI"/>
+                <w:b w:val="0"/>
+                <w:color w:val="1B2630"/>
+                <w:sz w:val="17"/>
+              </w:rPr>
+              <w:t>AZ Groeninge Kortrijk</w:t>
             </w:r>
           </w:p>
         </w:tc>
@@ -2895,6 +2960,71 @@
                 <w:color w:val="1B2630"/>
                 <w:sz w:val="17"/>
               </w:rPr>
+              <w:t>wo 20 jan</w:t>
+            </w:r>
+          </w:p>
+        </w:tc>
+        <w:tc>
+          <w:tcPr>
+            <w:tcW w:type="dxa" w:w="4700"/>
+          </w:tcPr>
+          <w:p>
+            <w:pPr>
+              <w:spacing w:before="40" w:after="40"/>
+            </w:pPr>
+            <w:r/>
+            <w:r>
+              <w:rPr>
+                <w:rFonts w:ascii="Segoe UI" w:hAnsi="Segoe UI"/>
+                <w:b w:val="0"/>
+                <w:color w:val="1B2630"/>
+                <w:sz w:val="17"/>
+              </w:rPr>
+              <w:t>Technologie, voormiddag (voorstel; de podoloog is pas in januari terug)</w:t>
+            </w:r>
+          </w:p>
+        </w:tc>
+        <w:tc>
+          <w:tcPr>
+            <w:tcW w:type="dxa" w:w="3260"/>
+          </w:tcPr>
+          <w:p>
+            <w:pPr>
+              <w:spacing w:before="40" w:after="40"/>
+            </w:pPr>
+            <w:r/>
+            <w:r>
+              <w:rPr>
+                <w:rFonts w:ascii="Segoe UI" w:hAnsi="Segoe UI"/>
+                <w:b w:val="0"/>
+                <w:color w:val="1B2630"/>
+                <w:sz w:val="17"/>
+              </w:rPr>
+              <w:t>UZ Antwerpen</w:t>
+            </w:r>
+          </w:p>
+        </w:tc>
+      </w:tr>
+      <w:tr>
+        <w:trPr>
+          <w:cantSplit/>
+        </w:trPr>
+        <w:tc>
+          <w:tcPr>
+            <w:tcW w:type="dxa" w:w="1900"/>
+          </w:tcPr>
+          <w:p>
+            <w:pPr>
+              <w:spacing w:before="40" w:after="40"/>
+            </w:pPr>
+            <w:r/>
+            <w:r>
+              <w:rPr>
+                <w:rFonts w:ascii="Segoe UI" w:hAnsi="Segoe UI"/>
+                <w:b/>
+                <w:color w:val="1B2630"/>
+                <w:sz w:val="17"/>
+              </w:rPr>
               <w:t>do 21 jan</w:t>
             </w:r>
           </w:p>
@@ -2936,71 +3066,6 @@
                 <w:sz w:val="17"/>
               </w:rPr>
               <w:t>UZ Gent</w:t>
-            </w:r>
-          </w:p>
-        </w:tc>
-      </w:tr>
-      <w:tr>
-        <w:trPr>
-          <w:cantSplit/>
-        </w:trPr>
-        <w:tc>
-          <w:tcPr>
-            <w:tcW w:type="dxa" w:w="1900"/>
-          </w:tcPr>
-          <w:p>
-            <w:pPr>
-              <w:spacing w:before="40" w:after="40"/>
-            </w:pPr>
-            <w:r/>
-            <w:r>
-              <w:rPr>
-                <w:rFonts w:ascii="Segoe UI" w:hAnsi="Segoe UI"/>
-                <w:b/>
-                <w:color w:val="1B2630"/>
-                <w:sz w:val="17"/>
-              </w:rPr>
-              <w:t>ma 25 jan</w:t>
-            </w:r>
-          </w:p>
-        </w:tc>
-        <w:tc>
-          <w:tcPr>
-            <w:tcW w:type="dxa" w:w="4700"/>
-          </w:tcPr>
-          <w:p>
-            <w:pPr>
-              <w:spacing w:before="40" w:after="40"/>
-            </w:pPr>
-            <w:r/>
-            <w:r>
-              <w:rPr>
-                <w:rFonts w:ascii="Segoe UI" w:hAnsi="Segoe UI"/>
-                <w:b w:val="0"/>
-                <w:color w:val="1B2630"/>
-                <w:sz w:val="17"/>
-              </w:rPr>
-              <w:t>Droogloop en debriefing, voormiddag; wo 20 jan past niet (fiche 16 okt)</w:t>
-            </w:r>
-          </w:p>
-        </w:tc>
-        <w:tc>
-          <w:tcPr>
-            <w:tcW w:type="dxa" w:w="3260"/>
-          </w:tcPr>
-          <w:p>
-            <w:pPr>
-              <w:spacing w:before="40" w:after="40"/>
-            </w:pPr>
-            <w:r/>
-            <w:r>
-              <w:rPr>
-                <w:rFonts w:ascii="Segoe UI" w:hAnsi="Segoe UI"/>
-                <w:b w:val="0"/>
-                <w:color w:val="1B2630"/>
-                <w:sz w:val="17"/>
-              </w:rPr>
-              <w:t>AZ Groeninge Kortrijk</w:t>
             </w:r>
           </w:p>
         </w:tc>
@@ -3153,7 +3218,7 @@
           <w:color w:val="5A6A78"/>
           <w:sz w:val="17"/>
         </w:rPr>
-        <w:t>Inhaalslots: do 21 jan NM (Aalst), vr 22 jan (Leuven VM, bevestigd; Gent NM), do 28 jan VM (Gent). Nog te zoeken: Kortrijk, want de droogloop neemt het inhaalslot van ma 25 jan in; Brugge, want het inhaalslot wo 13 jan valt op een woensdag, en die kan Sint-Jan niet; Antwerpen, want do 28 jan past niet.</w:t>
+        <w:t>Inhaalslots: do 21 jan NM (Aalst), vr 22 jan (Leuven VM, bevestigd; Gent NM), ma 25 jan VM (Kortrijk, zoals gevraagd op 20 okt) en NM (Brugge, voorstel), do 28 jan VM (Gent), di 2 feb VM (Antwerpen, voorstel: do 28 jan past niet en na 27 jan is er geen andere dag vóór de piloot; hun pilootbezoeken vallen dan in de tweede reeks, 15–19 feb).</w:t>
       </w:r>
     </w:p>
     <w:p>
@@ -3597,7 +3662,7 @@
                 <w:color w:val="1B2630"/>
                 <w:sz w:val="17"/>
               </w:rPr>
-              <w:t>SEBIA 3 en 4, Kortrijk en Brugge, namiddag, plaats volgt</w:t>
+              <w:t>SEBIA 3 en 4, Kortrijk en Brugge (beide verpleegkundigen), namiddag, plaats volgt</w:t>
             </w:r>
           </w:p>
         </w:tc>
@@ -3642,7 +3707,7 @@
                 <w:color w:val="1B2630"/>
                 <w:sz w:val="17"/>
               </w:rPr>
-              <w:t>SEBIA 3 en 4, groep Oost, namiddag, centraal, voorstel Leuven</w:t>
+              <w:t>SEBIA 3 en 4, groep Oost, namiddag, voorstel UZ Antwerpen, op hun vraag (SEBIA 1 en 2 is in Leuven)</w:t>
             </w:r>
           </w:p>
         </w:tc>
@@ -5623,7 +5688,7 @@
                 <w:color w:val="1B2630"/>
                 <w:sz w:val="17"/>
               </w:rPr>
-              <w:t>Janou: 5 dagen technologie, 6 dagen droogloop, 6 dagen SEBIA, plus de piloot · Dobbels: 6 groepssessies, één inhaalmoment en SEBIA 5 in de zes centra, op vijf dagen</w:t>
+              <w:t>Janou: 5 dagen technologie, 6 dagen droogloop, 7 dagen SEBIA, plus de piloot · Dobbels: 7 groepssessies, één inhaalmoment en SEBIA 5 in de zes centra, op vijf dagen</w:t>
             </w:r>
           </w:p>
         </w:tc>
@@ -6031,7 +6096,7 @@
                 <w:color w:val="1B2630"/>
                 <w:sz w:val="17"/>
               </w:rPr>
-              <w:t>SEBIA 1 en 2, drie groepen</w:t>
+              <w:t>SEBIA 1 en 2, vier groepen</w:t>
             </w:r>
           </w:p>
         </w:tc>
@@ -6071,7 +6136,7 @@
                 <w:color w:val="1B2630"/>
                 <w:sz w:val="17"/>
               </w:rPr>
-              <w:t>12 u</w:t>
+              <w:t>16 u</w:t>
             </w:r>
           </w:p>
         </w:tc>
@@ -6200,7 +6265,7 @@
                 <w:color w:val="1B2630"/>
                 <w:sz w:val="17"/>
               </w:rPr>
-              <w:t>57,5 u</w:t>
+              <w:t>61,5 u</w:t>
             </w:r>
           </w:p>
         </w:tc>
@@ -6692,7 +6757,7 @@
           <w:color w:val="1B2630"/>
           <w:sz w:val="19"/>
         </w:rPr>
-        <w:t xml:space="preserve">  woensdag kan niet en di 12 jan past niet (fiche 21 okt), en de verantwoordelijke verpleegkundige is in januari 2027 afwezig. Sint-Jan houdt de maandag vrij voor de studie; in december is ma 14 dec de enige maandag tussen de gewone dagen van Dobbels. Af te spreken met Dobbels en Sint-Jan, ook voor de back-up, voor wie ook di 2 mrt (SEBIA 3 en 4) niet past.</w:t>
+        <w:t xml:space="preserve">  voorstel ma 14 dec, 9u–13u, in AZ Sint-Jan, voor beide verpleegkundigen. Woensdag en di 12 jan passen niet en de verantwoordelijke verpleegkundige is in januari 2027 afwezig; ma 14 dec is in december de enige maandag tussen de gewone dagen van Dobbels, en Sint-Jan houdt de maandag vrij voor de studie. SEBIA 3 en 4: beiden op ma 1 mrt NM, met Kortrijk, want di 2 mrt past niet. Te bevestigen door Dobbels en Sint-Jan.</w:t>
       </w:r>
     </w:p>
     <w:p>
@@ -6725,7 +6790,7 @@
           <w:color w:val="1B2630"/>
           <w:sz w:val="19"/>
         </w:rPr>
-        <w:t xml:space="preserve">  de podoloog is pas in januari 2027 terug, dus niet op wo 9 dec. Een dag in januari vóór de droogloop van wo 27 jan, op dinsdag, woensdag of donderdag in een even week. Antwerpen vraagt ook alle SEBIA-sessies in het UZA of online.</w:t>
+        <w:t xml:space="preserve">  voorstel wo 20 jan VM. De podoloog is pas in januari terug, dus zo laat mogelijk en toch een week vóór de droogloop van wo 27 jan; hun voetkliniek is pas 's namiddags. SEBIA vraagt aanwezigheid, dus niet online: voorstel SEBIA 3 en 4 voor groep Oost in het UZA (di 2 mrt); SEBIA 1 en 2 blijft in Leuven, SEBIA 5 is al in het UZA en SEBIA 6 is online. Te bevestigen door Antwerpen, ook voor Leuven en Aalst.</w:t>
       </w:r>
     </w:p>
     <w:p>
@@ -6749,7 +6814,7 @@
           <w:color w:val="1B2630"/>
           <w:sz w:val="19"/>
         </w:rPr>
-        <w:t>Nieuwe inhaalslots voor de droogloop:</w:t>
+        <w:t>Droogloop en inhaal:</w:t>
       </w:r>
       <w:r>
         <w:rPr>
@@ -6758,7 +6823,7 @@
           <w:color w:val="1B2630"/>
           <w:sz w:val="19"/>
         </w:rPr>
-        <w:t xml:space="preserve">  Kortrijk, Brugge en Antwerpen (sectie 2, januari).</w:t>
+        <w:t xml:space="preserve">  Kortrijk: voorstel droogloop wo 13 jan, omdat wo 20 jan niet past en die woensdag vrij is sinds Brugge naar ma 18 jan schoof, met ma 25 jan VM als inhaal, zoals Kortrijk op 20 okt vroeg. Brugge: inhaal ma 25 jan NM, de enige maandag na hun droogloop en vóór de piloot. Antwerpen: inhaal di 2 feb VM, met hun pilootbezoeken in de tweede reeks. Te bevestigen door de drie centra.</w:t>
       </w:r>
     </w:p>
     <w:p>

--- a/Educatie/PARADISE_opleidingsplanning.docx
+++ b/Educatie/PARADISE_opleidingsplanning.docx
@@ -41,7 +41,7 @@
           <w:color w:val="5A6A78"/>
           <w:sz w:val="18"/>
         </w:rPr>
-        <w:t>Stand van zaken op 25 oktober 2026  ·  werkdocument  ·  met de teruggestuurde fiches</w:t>
+        <w:t>Stand van zaken op 27 oktober 2026  ·  werkdocument  ·  met de teruggestuurde fiches</w:t>
       </w:r>
     </w:p>
     <w:p>
@@ -716,7 +716,7 @@
                 <w:color w:val="1B2630"/>
                 <w:sz w:val="17"/>
               </w:rPr>
-              <w:t>vier groepen; Gent en Brugge in het eigen centrum</w:t>
+              <w:t>vijf groepen; Gent, Brugge en Antwerpen in het eigen centrum</w:t>
             </w:r>
           </w:p>
         </w:tc>
@@ -1285,7 +1285,7 @@
                 <w:color w:val="1B2630"/>
                 <w:sz w:val="17"/>
               </w:rPr>
-              <w:t>Antwoord van de zes centra met de fiche. Stand 25 okt: terug van Kortrijk, Brugge en Leuven; Antwerpen vulde alleen de technologie in; Gent stuurde ze leeg terug en bevestigt di 27 okt; Aalst na een intern overleg op ma 2 nov. Daarna de SEBIA-dagen bevestigen bij Dobbels</w:t>
+              <w:t>Antwoord van de zes centra met de fiche. Stand 27 okt: terug van Kortrijk, Brugge, Leuven en Aalst (26 okt, alle data ja); Antwerpen vulde alleen de technologie in en krijgt de rest per mail, na het akkoord van Dobbels over SEBIA; Gent stuurde ze leeg terug en zou di 27 okt bevestigen. Daarna de SEBIA-dagen bevestigen bij Dobbels</w:t>
             </w:r>
           </w:p>
         </w:tc>
@@ -2505,6 +2505,71 @@
                 <w:color w:val="1B2630"/>
                 <w:sz w:val="17"/>
               </w:rPr>
+              <w:t>di 5 of wo 6 jan</w:t>
+            </w:r>
+          </w:p>
+        </w:tc>
+        <w:tc>
+          <w:tcPr>
+            <w:tcW w:type="dxa" w:w="4700"/>
+          </w:tcPr>
+          <w:p>
+            <w:pPr>
+              <w:spacing w:before="40" w:after="40"/>
+            </w:pPr>
+            <w:r/>
+            <w:r>
+              <w:rPr>
+                <w:rFonts w:ascii="Segoe UI" w:hAnsi="Segoe UI"/>
+                <w:b w:val="0"/>
+                <w:color w:val="1B2630"/>
+                <w:sz w:val="17"/>
+              </w:rPr>
+              <w:t>SEBIA 1 en 2, Antwerpen, alleen hun team, voormiddag of namiddag. Voorstel aan Dobbels (27 okt); na haar akkoord te bevestigen door het UZA</w:t>
+            </w:r>
+          </w:p>
+        </w:tc>
+        <w:tc>
+          <w:tcPr>
+            <w:tcW w:type="dxa" w:w="3260"/>
+          </w:tcPr>
+          <w:p>
+            <w:pPr>
+              <w:spacing w:before="40" w:after="40"/>
+            </w:pPr>
+            <w:r/>
+            <w:r>
+              <w:rPr>
+                <w:rFonts w:ascii="Segoe UI" w:hAnsi="Segoe UI"/>
+                <w:b w:val="0"/>
+                <w:color w:val="1B2630"/>
+                <w:sz w:val="17"/>
+              </w:rPr>
+              <w:t>UZ Antwerpen</w:t>
+            </w:r>
+          </w:p>
+        </w:tc>
+      </w:tr>
+      <w:tr>
+        <w:trPr>
+          <w:cantSplit/>
+        </w:trPr>
+        <w:tc>
+          <w:tcPr>
+            <w:tcW w:type="dxa" w:w="1900"/>
+          </w:tcPr>
+          <w:p>
+            <w:pPr>
+              <w:spacing w:before="40" w:after="40"/>
+            </w:pPr>
+            <w:r/>
+            <w:r>
+              <w:rPr>
+                <w:rFonts w:ascii="Segoe UI" w:hAnsi="Segoe UI"/>
+                <w:b/>
+                <w:color w:val="1B2630"/>
+                <w:sz w:val="17"/>
+              </w:rPr>
               <w:t>vr 8 jan</w:t>
             </w:r>
           </w:p>
@@ -2655,7 +2720,7 @@
                 <w:color w:val="1B2630"/>
                 <w:sz w:val="17"/>
               </w:rPr>
-              <w:t>SEBIA 1 en 2, groep Oost (Antwerpen, Leuven, Aalst), 13u–17u. Antwerpen vraagt SEBIA in het UZA: voorstel SEBIA 3 en 4 daar</w:t>
+              <w:t>SEBIA 1 en 2, groep Oost (Leuven en Aalst, beide bevestigd), 13u–17u. Antwerpen krijgt een aparte sessie in het UZA</w:t>
             </w:r>
           </w:p>
         </w:tc>
@@ -3707,7 +3772,7 @@
                 <w:color w:val="1B2630"/>
                 <w:sz w:val="17"/>
               </w:rPr>
-              <w:t>SEBIA 3 en 4, groep Oost, namiddag, voorstel UZ Antwerpen, op hun vraag (SEBIA 1 en 2 is in Leuven)</w:t>
+              <w:t>SEBIA 3 en 4, groep Oost (Antwerpen, Leuven, Aalst), namiddag, voorstel in UZ Antwerpen, op hun vraag. Leuven en Aalst bevestigden de datum; of ze naar Antwerpen komen, wordt nog gevraagd, anders een aparte sessie in het UZA</w:t>
             </w:r>
           </w:p>
         </w:tc>
@@ -4090,7 +4155,7 @@
           <w:color w:val="5A6A78"/>
           <w:sz w:val="17"/>
         </w:rPr>
-        <w:t>SEBIA 3 en 4: de data die Dobbels op 6 oktober aanbood; op woensdag en donderdag geeft ze les en van 10 tot 12 maart is ze op congres. SEBIA 5: 1,5 u per podoloog, door Dobbels, die tussen 20 en 30 april veel opties heeft (8 oktober). De dag per centrum is een voorstel op dagen dat de podologen er zijn, en valt vóór de eerste maand 3-visites, eind mei. Te bevestigen door de centra, met de fiche, en door Dobbels.</w:t>
+        <w:t>SEBIA 3 en 4: de data die Dobbels op 6 oktober aanbood; op woensdag en donderdag geeft ze les en van 10 tot 12 maart is ze op congres. SEBIA 5: 1,5 u per podoloog, door Dobbels, die tussen 20 en 30 april veel opties heeft (8 oktober). De dag per centrum is een voorstel op dagen dat de podologen er zijn, en valt vóór de eerste maand 3-visites, eind mei. Bevestigd door Kortrijk, Brugge, Aalst en Leuven; nog te bevestigen door Gent, Antwerpen en Dobbels.</w:t>
       </w:r>
     </w:p>
     <w:p>
@@ -5090,7 +5155,7 @@
                 <w:color w:val="1B2630"/>
                 <w:sz w:val="17"/>
               </w:rPr>
-              <w:t>In het centrum: Novel pedar met de novel database, de Orthotimer met uitleessoftware en de vier MoveMonitors (stand 25 okt: de pedar geïnstalleerd in Brugge, onderweg naar Aalst, aanwezig in de andere centra behalve Gent; UZ Gent bestelt pas na het ICT-overleg met Novel op 3 nov; in Leuven vraagt de pedar-software op Windows 11 een Sentinel-update (offerte Novel 22 okt) en staat de installatie van de software op 25 nov; UZ Antwerpen wacht op de laptop; Kortrijk installeert op wo 28 okt)</w:t>
+              <w:t>In het centrum: Novel pedar met de novel database, de Orthotimer met uitleessoftware en de vier MoveMonitors (stand 25 okt: de pedar geïnstalleerd in Brugge, onderweg naar Aalst, aanwezig in de andere centra behalve Gent; UZ Gent bestelt pas na het ICT-overleg met Novel op 3 nov; in Leuven vraagt de pedar-software op Windows 11 een Sentinel-update (offerte Novel 22 okt) en staat de installatie van de software op 25 nov; UZ Antwerpen wacht op de laptop; Kortrijk installeert op wo 28 okt; Aalst liefst op een dinsdagvoormiddag)</w:t>
             </w:r>
           </w:p>
         </w:tc>
@@ -5285,7 +5350,7 @@
                 <w:color w:val="1B2630"/>
                 <w:sz w:val="17"/>
               </w:rPr>
-              <w:t>Lokale ethische goedkeuring per centrum. Indiening bij alle EC's en het FAGG gepland op ma 26 okt; het EC van Leuven duurt 4 maanden of meer</w:t>
+              <w:t>Lokale ethische goedkeuring per centrum. Ingediend op ma 26 okt: bevestigd voor de EC's van UZ Leuven, AZ Groeninge en UZ Antwerpen, nog niet voor het FAGG. Het EC van Leuven duurt 4 maanden of meer</w:t>
             </w:r>
           </w:p>
         </w:tc>
@@ -5558,7 +5623,7 @@
                 <w:color w:val="1B2630"/>
                 <w:sz w:val="17"/>
               </w:rPr>
-              <w:t>twee keer naar een andere locatie voor SEBIA; Gent niet</w:t>
+              <w:t>hoogstens twee keer naar een andere locatie voor SEBIA; Gent en Antwerpen niet</w:t>
             </w:r>
           </w:p>
         </w:tc>
@@ -5688,7 +5753,7 @@
                 <w:color w:val="1B2630"/>
                 <w:sz w:val="17"/>
               </w:rPr>
-              <w:t>Janou: 5 dagen technologie, 6 dagen droogloop, 7 dagen SEBIA, plus de piloot · Dobbels: 7 groepssessies, één inhaalmoment en SEBIA 5 in de zes centra, op vijf dagen</w:t>
+              <w:t>Janou: 5 dagen technologie, 6 dagen droogloop, 8 dagen SEBIA, plus de piloot · Dobbels: 8 groepssessies, één inhaalmoment en SEBIA 5 in de zes centra, op vijf dagen</w:t>
             </w:r>
           </w:p>
         </w:tc>
@@ -6096,7 +6161,7 @@
                 <w:color w:val="1B2630"/>
                 <w:sz w:val="17"/>
               </w:rPr>
-              <w:t>SEBIA 1 en 2, vier groepen</w:t>
+              <w:t>SEBIA 1 en 2, vijf groepen</w:t>
             </w:r>
           </w:p>
         </w:tc>
@@ -6136,7 +6201,7 @@
                 <w:color w:val="1B2630"/>
                 <w:sz w:val="17"/>
               </w:rPr>
-              <w:t>16 u</w:t>
+              <w:t>20 u</w:t>
             </w:r>
           </w:p>
         </w:tc>
@@ -6265,7 +6330,7 @@
                 <w:color w:val="1B2630"/>
                 <w:sz w:val="17"/>
               </w:rPr>
-              <w:t>61,5 u</w:t>
+              <w:t>65,5 u</w:t>
             </w:r>
           </w:p>
         </w:tc>
@@ -6460,7 +6525,7 @@
           <w:color w:val="1B2630"/>
           <w:sz w:val="19"/>
         </w:rPr>
-        <w:t xml:space="preserve">  met per centrum wie er die dag bij is. Terug: Kortrijk, Brugge, Leuven, en Antwerpen voor de technologie; Gent bevestigt di 27 okt, Aalst na een intern overleg op ma 2 nov.</w:t>
+        <w:t xml:space="preserve">  met per centrum wie er die dag bij is. Terug: Kortrijk, Brugge, Leuven en Aalst (26 okt, alle data ja), en Antwerpen voor de technologie; Gent zou di 27 okt bevestigen.</w:t>
       </w:r>
     </w:p>
     <w:p>
@@ -6781,7 +6846,7 @@
           <w:color w:val="1B2630"/>
           <w:sz w:val="19"/>
         </w:rPr>
-        <w:t>Technologie UZ Antwerpen:</w:t>
+        <w:t>Technologie en SEBIA UZ Antwerpen:</w:t>
       </w:r>
       <w:r>
         <w:rPr>
@@ -6790,7 +6855,7 @@
           <w:color w:val="1B2630"/>
           <w:sz w:val="19"/>
         </w:rPr>
-        <w:t xml:space="preserve">  voorstel wo 20 jan VM. De podoloog is pas in januari terug, dus zo laat mogelijk en toch een week vóór de droogloop van wo 27 jan; hun voetkliniek is pas 's namiddags. SEBIA vraagt aanwezigheid, dus niet online: voorstel SEBIA 3 en 4 voor groep Oost in het UZA (di 2 mrt); SEBIA 1 en 2 blijft in Leuven, SEBIA 5 is al in het UZA en SEBIA 6 is online. Te bevestigen door Antwerpen, ook voor Leuven en Aalst.</w:t>
+        <w:t xml:space="preserve">  technologie op wo 20 jan VM (voorstel). De podoloog is pas in januari terug, dus zo laat mogelijk en toch een week vóór de droogloop van wo 27 jan; hun voetkliniek is pas 's namiddags. SEBIA: zich verplaatsen is voor het UZA niet haalbaar; ze vroegen SEBIA in het UZA of online (26 okt). Voorstel aan Dobbels (27 okt), dat op haar akkoord wacht: SEBIA 1 en 2 in een aparte sessie in het UZA, alleen voor hun team, op di 5 of wo 6 jan; SEBIA 3 en 4 voor groep Oost in het UZA op di 2 mrt, als Leuven en Aalst naar Antwerpen komen, anders ook apart; geen online sessies. Dobbels vraagt een apart, rustig lokaal met projectie, en dat iedereen die SEBIA toepast de hele sessie fysiek aanwezig en onbereikbaar is. Daarna gaat de mail naar het UZA, met de vraag om tegen vr 6 nov te antwoorden, ook over technologie, inhaal en SEBIA 5.</w:t>
       </w:r>
     </w:p>
     <w:p>
@@ -7078,7 +7143,7 @@
           <w:color w:val="1B2630"/>
           <w:sz w:val="19"/>
         </w:rPr>
-        <w:t xml:space="preserve">  Gent stuurde de fiche leeg terug en bevestigt di 27 okt; daar voeren alleen de twee podologen en de pedorthist de studie uit, en overleg ligt bij voorkeur op donderdag om 8 u of 17 u. Aalst bezorgt de fiche na een intern overleg op ma 2 nov. Antwerpen vulde alleen de technologie in. Leuven bevestigde alle data. AZ Groeninge heeft één podoloog in de studie.</w:t>
+        <w:t xml:space="preserve">  Gent stuurde de fiche leeg terug en zou di 27 okt bevestigen; daar voeren alleen de twee podologen en de pedorthist de studie uit, en overleg ligt bij voorkeur op donderdag om 8 u of 17 u. Aalst bevestigde alle data (26 okt). Antwerpen vulde alleen de technologie in. Leuven bevestigde alle data. AZ Groeninge heeft één podoloog in de studie.</w:t>
       </w:r>
     </w:p>
     <w:p>
@@ -7102,7 +7167,7 @@
           <w:color w:val="1B2630"/>
           <w:sz w:val="19"/>
         </w:rPr>
-        <w:t>Podologen verplaatsen zich twee keer voor SEBIA, die van Gent niet:</w:t>
+        <w:t>Podologen verplaatsen zich hoogstens twee keer voor SEBIA, die van Gent en Antwerpen niet:</w:t>
       </w:r>
       <w:r>
         <w:rPr>
@@ -7111,7 +7176,7 @@
           <w:color w:val="1B2630"/>
           <w:sz w:val="19"/>
         </w:rPr>
-        <w:t xml:space="preserve">  die sessies worden niet opgenomen, dus aanwezigheid is nodig. Groep Oost doet op di 12 jan eerst de datacollectie online en komt in de namiddag naar Leuven. Voor de tweede podoloog van Brugge is Leuven ver; een centralere plek, zoals Aalst, is te overwegen.</w:t>
+        <w:t xml:space="preserve">  die sessies worden niet opgenomen, dus aanwezigheid is nodig, en online bieden we ze niet aan (voorwaarden van Dobbels). Groep Oost, nu Leuven en Aalst, doet op di 12 jan eerst de datacollectie online en komt in de namiddag naar Leuven; voor SEBIA 3 en 4 komt ze naar Antwerpen (voorstel).</w:t>
       </w:r>
     </w:p>
     <w:p>
